--- a/prosedurler/EMS.KS.TL.22.02. Trims and Accessories Inspection Instruction.docx
+++ b/prosedurler/EMS.KS.TL.22.02. Trims and Accessories Inspection Instruction.docx
@@ -1920,69 +1920,6 @@
                 <w:color w:val="000000"/>
                 <w:lang w:val="en-GB" w:eastAsia="en-GB"/>
               </w:rPr>
-              <w:drawing>
-                <wp:anchor distT="0" distB="0" distL="114300" distR="114300" simplePos="0" relativeHeight="251658240" behindDoc="0" locked="0" layoutInCell="1" allowOverlap="1" wp14:anchorId="168E1990" wp14:editId="230A926C">
-                  <wp:simplePos x="0" y="0"/>
-                  <wp:positionH relativeFrom="column">
-                    <wp:posOffset>-143510</wp:posOffset>
-                  </wp:positionH>
-                  <wp:positionV relativeFrom="paragraph">
-                    <wp:posOffset>153670</wp:posOffset>
-                  </wp:positionV>
-                  <wp:extent cx="1569720" cy="1046480"/>
-                  <wp:effectExtent l="0" t="0" r="0" b="0"/>
-                  <wp:wrapNone/>
-                  <wp:docPr id="1968470152" name="Resim 1"/>
-                  <wp:cNvGraphicFramePr>
-                    <a:graphicFrameLocks xmlns:a="http://schemas.openxmlformats.org/drawingml/2006/main" noChangeAspect="1"/>
-                  </wp:cNvGraphicFramePr>
-                  <a:graphic xmlns:a="http://schemas.openxmlformats.org/drawingml/2006/main">
-                    <a:graphicData uri="http://schemas.openxmlformats.org/drawingml/2006/picture">
-                      <pic:pic xmlns:pic="http://schemas.openxmlformats.org/drawingml/2006/picture">
-                        <pic:nvPicPr>
-                          <pic:cNvPr id="1968470152" name="Resim 1968470152"/>
-                          <pic:cNvPicPr/>
-                        </pic:nvPicPr>
-                        <pic:blipFill>
-                          <a:blip r:embed="rId9" cstate="print">
-                            <a:extLst>
-                              <a:ext uri="{28A0092B-C50C-407E-A947-70E740481C1C}">
-                                <a14:useLocalDpi xmlns:a14="http://schemas.microsoft.com/office/drawing/2010/main" val="0"/>
-                              </a:ext>
-                            </a:extLst>
-                          </a:blip>
-                          <a:stretch>
-                            <a:fillRect/>
-                          </a:stretch>
-                        </pic:blipFill>
-                        <pic:spPr>
-                          <a:xfrm>
-                            <a:off x="0" y="0"/>
-                            <a:ext cx="1569720" cy="1046480"/>
-                          </a:xfrm>
-                          <a:prstGeom prst="rect">
-                            <a:avLst/>
-                          </a:prstGeom>
-                        </pic:spPr>
-                      </pic:pic>
-                    </a:graphicData>
-                  </a:graphic>
-                  <wp14:sizeRelH relativeFrom="page">
-                    <wp14:pctWidth>0</wp14:pctWidth>
-                  </wp14:sizeRelH>
-                  <wp14:sizeRelV relativeFrom="page">
-                    <wp14:pctHeight>0</wp14:pctHeight>
-                  </wp14:sizeRelV>
-                </wp:anchor>
-              </w:drawing>
-            </w:r>
-            <w:r>
-              <w:rPr>
-                <w:rFonts w:ascii="Calibri" w:eastAsia="Times New Roman" w:hAnsi="Calibri" w:cs="Calibri"/>
-                <w:noProof/>
-                <w:color w:val="000000"/>
-                <w:lang w:val="en-GB" w:eastAsia="en-GB"/>
-              </w:rPr>
               <w:t>Kalite Güvence Müdürü</w:t>
             </w:r>
           </w:p>
@@ -2023,7 +1960,7 @@
                 <w:szCs w:val="18"/>
                 <w:lang w:val="en-GB" w:eastAsia="en-GB"/>
               </w:rPr>
-              <w:t>ABDULLAH BAYDOGAN</w:t>
+              <w:t>ABDULLAH BAYDOĞAN</w:t>
             </w:r>
           </w:p>
         </w:tc>
@@ -2195,7 +2132,7 @@
               <w:bottom w:val="single" w:sz="4" w:space="0" w:color="auto"/>
               <w:right w:val="single" w:sz="4" w:space="0" w:color="auto"/>
             </w:tcBorders>
-            <w:vAlign w:val="bottom"/>
+            <w:vAlign w:val="center"/>
           </w:tcPr>
           <w:p>
             <w:pPr>
@@ -2208,6 +2145,43 @@
                 <w:lang w:val="en-GB" w:eastAsia="en-GB"/>
               </w:rPr>
             </w:pPr>
+            <w:r>
+              <w:drawing>
+                <wp:inline distT="0" distB="0" distL="0" distR="0">
+                  <wp:extent cx="659218" cy="566928"/>
+                  <wp:effectExtent l="0" t="0" r="0" b="0"/>
+                  <wp:docPr id="900102" name="Imza Ali Kaan Genc"/>
+                  <wp:cNvGraphicFramePr>
+                    <a:graphicFrameLocks xmlns:a="http://schemas.openxmlformats.org/drawingml/2006/main" noChangeAspect="1"/>
+                  </wp:cNvGraphicFramePr>
+                  <a:graphic xmlns:a="http://schemas.openxmlformats.org/drawingml/2006/main">
+                    <a:graphicData uri="http://schemas.openxmlformats.org/drawingml/2006/picture">
+                      <pic:pic xmlns:pic="http://schemas.openxmlformats.org/drawingml/2006/picture">
+                        <pic:nvPicPr>
+                          <pic:cNvPr id="900102" name="Imza Ali Kaan Genc"/>
+                          <pic:cNvPicPr/>
+                        </pic:nvPicPr>
+                        <pic:blipFill>
+                          <a:blip r:embed="sigAliKaan"/>
+                          <a:stretch>
+                            <a:fillRect/>
+                          </a:stretch>
+                        </pic:blipFill>
+                        <pic:spPr>
+                          <a:xfrm>
+                            <a:off x="0" y="0"/>
+                            <a:ext cx="659218" cy="566928"/>
+                          </a:xfrm>
+                          <a:prstGeom prst="rect">
+                            <a:avLst/>
+                          </a:prstGeom>
+                        </pic:spPr>
+                      </pic:pic>
+                    </a:graphicData>
+                  </a:graphic>
+                </wp:inline>
+              </w:drawing>
+            </w:r>
           </w:p>
         </w:tc>
         <w:tc>
@@ -2245,7 +2219,7 @@
               <w:bottom w:val="single" w:sz="4" w:space="0" w:color="auto"/>
               <w:right w:val="single" w:sz="4" w:space="0" w:color="auto"/>
             </w:tcBorders>
-            <w:vAlign w:val="bottom"/>
+            <w:vAlign w:val="center"/>
           </w:tcPr>
           <w:p>
             <w:pPr>
@@ -2258,6 +2232,43 @@
                 <w:lang w:val="en-GB" w:eastAsia="en-GB"/>
               </w:rPr>
             </w:pPr>
+            <w:r>
+              <w:drawing>
+                <wp:inline distT="0" distB="0" distL="0" distR="0">
+                  <wp:extent cx="850392" cy="566928"/>
+                  <wp:effectExtent l="0" t="0" r="0" b="0"/>
+                  <wp:docPr id="900104" name="Imza Abdullah Baydogan"/>
+                  <wp:cNvGraphicFramePr>
+                    <a:graphicFrameLocks xmlns:a="http://schemas.openxmlformats.org/drawingml/2006/main" noChangeAspect="1"/>
+                  </wp:cNvGraphicFramePr>
+                  <a:graphic xmlns:a="http://schemas.openxmlformats.org/drawingml/2006/main">
+                    <a:graphicData uri="http://schemas.openxmlformats.org/drawingml/2006/picture">
+                      <pic:pic xmlns:pic="http://schemas.openxmlformats.org/drawingml/2006/picture">
+                        <pic:nvPicPr>
+                          <pic:cNvPr id="900104" name="Imza Abdullah Baydogan"/>
+                          <pic:cNvPicPr/>
+                        </pic:nvPicPr>
+                        <pic:blipFill>
+                          <a:blip r:embed="rId9"/>
+                          <a:stretch>
+                            <a:fillRect/>
+                          </a:stretch>
+                        </pic:blipFill>
+                        <pic:spPr>
+                          <a:xfrm>
+                            <a:off x="0" y="0"/>
+                            <a:ext cx="850392" cy="566928"/>
+                          </a:xfrm>
+                          <a:prstGeom prst="rect">
+                            <a:avLst/>
+                          </a:prstGeom>
+                        </pic:spPr>
+                      </pic:pic>
+                    </a:graphicData>
+                  </a:graphic>
+                </wp:inline>
+              </w:drawing>
+            </w:r>
           </w:p>
         </w:tc>
         <w:tc>
@@ -2295,7 +2306,7 @@
               <w:bottom w:val="single" w:sz="4" w:space="0" w:color="auto"/>
               <w:right w:val="single" w:sz="4" w:space="0" w:color="auto"/>
             </w:tcBorders>
-            <w:vAlign w:val="bottom"/>
+            <w:vAlign w:val="center"/>
           </w:tcPr>
           <w:p>
             <w:pPr>
@@ -2308,6 +2319,43 @@
                 <w:lang w:val="en-GB" w:eastAsia="en-GB"/>
               </w:rPr>
             </w:pPr>
+            <w:r>
+              <w:drawing>
+                <wp:inline distT="0" distB="0" distL="0" distR="0">
+                  <wp:extent cx="944879" cy="566928"/>
+                  <wp:effectExtent l="0" t="0" r="0" b="0"/>
+                  <wp:docPr id="900106" name="Imza Fatih Salbars"/>
+                  <wp:cNvGraphicFramePr>
+                    <a:graphicFrameLocks xmlns:a="http://schemas.openxmlformats.org/drawingml/2006/main" noChangeAspect="1"/>
+                  </wp:cNvGraphicFramePr>
+                  <a:graphic xmlns:a="http://schemas.openxmlformats.org/drawingml/2006/main">
+                    <a:graphicData uri="http://schemas.openxmlformats.org/drawingml/2006/picture">
+                      <pic:pic xmlns:pic="http://schemas.openxmlformats.org/drawingml/2006/picture">
+                        <pic:nvPicPr>
+                          <pic:cNvPr id="900106" name="Imza Fatih Salbars"/>
+                          <pic:cNvPicPr/>
+                        </pic:nvPicPr>
+                        <pic:blipFill>
+                          <a:blip r:embed="sigFatih"/>
+                          <a:stretch>
+                            <a:fillRect/>
+                          </a:stretch>
+                        </pic:blipFill>
+                        <pic:spPr>
+                          <a:xfrm>
+                            <a:off x="0" y="0"/>
+                            <a:ext cx="944879" cy="566928"/>
+                          </a:xfrm>
+                          <a:prstGeom prst="rect">
+                            <a:avLst/>
+                          </a:prstGeom>
+                        </pic:spPr>
+                      </pic:pic>
+                    </a:graphicData>
+                  </a:graphic>
+                </wp:inline>
+              </w:drawing>
+            </w:r>
           </w:p>
         </w:tc>
       </w:tr>

--- a/prosedurler/EMS.KS.TL.22.02. Trims and Accessories Inspection Instruction.docx
+++ b/prosedurler/EMS.KS.TL.22.02. Trims and Accessories Inspection Instruction.docx
@@ -32,7 +32,7 @@
           <w:sz w:val="24"/>
           <w:szCs w:val="24"/>
         </w:rPr>
-        <w:t xml:space="preserve">This instruction describes how incoming trims and accessories (labels, threads, buttons, snaps, zippers, elastics, hangtags, polybags, cartons) are inspected at EMS before they are issued to production.</w:t>
+        <w:t xml:space="preserve">This instruction describes how incoming trims and accessories (labels, threads, buttons, snaps, rivets, zippers, elastics, hangtags, polybags, cartons) are inspected and tested at Eroglu Knitting (EMS) before they are issued to production, including zipper, button, label and thread tests (TLM-AKS-02), so that only conforming trims reach the sewing lines.</w:t>
       </w:r>
     </w:p>
     <w:p>
@@ -73,7 +73,7 @@
           <w:sz w:val="24"/>
           <w:szCs w:val="24"/>
         </w:rPr>
-        <w:t xml:space="preserve">This instruction applies to all trims and accessories received for bulk orders, whether nominated by the customer or purchased by EMS.</w:t>
+        <w:t xml:space="preserve">This instruction applies to all trims and accessories received for bulk orders, whether nominated by the customer or purchased by EMS. It covers inspection after receiving and trim card preparation, testing, approval or rejection, quarantine and supplier feedback.</w:t>
       </w:r>
     </w:p>
     <w:p>
@@ -132,7 +132,7 @@
           <w:sz w:val="24"/>
           <w:szCs w:val="24"/>
         </w:rPr>
-        <w:t xml:space="preserve"> Inspects the trims against the approved trims card and records the results.</w:t>
+        <w:t xml:space="preserve"> Inspects and tests the trims against the approved trims card and records the results.</w:t>
       </w:r>
     </w:p>
     <w:p>
@@ -200,7 +200,109 @@
           <w:sz w:val="24"/>
           <w:szCs w:val="24"/>
         </w:rPr>
-        <w:t xml:space="preserve"> Approves the inspection result and decides on rejected lots together with Purchasing.</w:t>
+        <w:t xml:space="preserve"> Approves the inspection result, decides on rejected lots together with Purchasing and opens CAPA.</w:t>
+      </w:r>
+    </w:p>
+    <w:p>
+      <w:pPr>
+        <w:pStyle w:val="ListeParagraf"/>
+        <w:spacing w:after="80"/>
+        <w:ind w:left="709" w:right="0"/>
+        <w:jc w:val="both"/>
+      </w:pPr>
+      <w:r>
+        <w:rPr>
+          <w:rFonts w:ascii="Calibri" w:hAnsi="Calibri" w:cs="Arial"/>
+          <w:sz w:val="24"/>
+          <w:szCs w:val="24"/>
+        </w:rPr>
+        <w:t xml:space="preserve">• </w:t>
+      </w:r>
+      <w:r>
+        <w:rPr>
+          <w:rFonts w:ascii="Calibri" w:hAnsi="Calibri" w:cs="Arial"/>
+          <w:b/>
+          <w:bCs/>
+          <w:sz w:val="24"/>
+          <w:szCs w:val="24"/>
+        </w:rPr>
+        <w:t xml:space="preserve">Purchasing Department:</w:t>
+      </w:r>
+      <w:r>
+        <w:rPr>
+          <w:rFonts w:ascii="Calibri" w:hAnsi="Calibri" w:cs="Arial"/>
+          <w:sz w:val="24"/>
+          <w:szCs w:val="24"/>
+        </w:rPr>
+        <w:t xml:space="preserve"> Informs the supplier, requests replacement or return and an 8D report.</w:t>
+      </w:r>
+    </w:p>
+    <w:p>
+      <w:pPr>
+        <w:pStyle w:val="ListeParagraf"/>
+        <w:spacing w:after="80"/>
+        <w:ind w:left="709" w:right="0"/>
+        <w:jc w:val="both"/>
+      </w:pPr>
+      <w:r>
+        <w:rPr>
+          <w:rFonts w:ascii="Calibri" w:hAnsi="Calibri" w:cs="Arial"/>
+          <w:sz w:val="24"/>
+          <w:szCs w:val="24"/>
+        </w:rPr>
+        <w:t xml:space="preserve">• </w:t>
+      </w:r>
+      <w:r>
+        <w:rPr>
+          <w:rFonts w:ascii="Calibri" w:hAnsi="Calibri" w:cs="Arial"/>
+          <w:b/>
+          <w:bCs/>
+          <w:sz w:val="24"/>
+          <w:szCs w:val="24"/>
+        </w:rPr>
+        <w:t xml:space="preserve">Planning:</w:t>
+      </w:r>
+      <w:r>
+        <w:rPr>
+          <w:rFonts w:ascii="Calibri" w:hAnsi="Calibri" w:cs="Arial"/>
+          <w:sz w:val="24"/>
+          <w:szCs w:val="24"/>
+        </w:rPr>
+        <w:t xml:space="preserve"> Sets the production start date according to trim conformity.</w:t>
+      </w:r>
+    </w:p>
+    <w:p>
+      <w:pPr>
+        <w:pStyle w:val="ListeParagraf"/>
+        <w:spacing w:after="80"/>
+        <w:ind w:left="709" w:right="0"/>
+        <w:jc w:val="both"/>
+      </w:pPr>
+      <w:r>
+        <w:rPr>
+          <w:rFonts w:ascii="Calibri" w:hAnsi="Calibri" w:cs="Arial"/>
+          <w:sz w:val="24"/>
+          <w:szCs w:val="24"/>
+        </w:rPr>
+        <w:t xml:space="preserve">• </w:t>
+      </w:r>
+      <w:r>
+        <w:rPr>
+          <w:rFonts w:ascii="Calibri" w:hAnsi="Calibri" w:cs="Arial"/>
+          <w:b/>
+          <w:bCs/>
+          <w:sz w:val="24"/>
+          <w:szCs w:val="24"/>
+        </w:rPr>
+        <w:t xml:space="preserve">Sewing Supervisor:</w:t>
+      </w:r>
+      <w:r>
+        <w:rPr>
+          <w:rFonts w:ascii="Calibri" w:hAnsi="Calibri" w:cs="Arial"/>
+          <w:sz w:val="24"/>
+          <w:szCs w:val="24"/>
+        </w:rPr>
+        <w:t xml:space="preserve"> Receives the trims, monitors use and waste, and stops production with defective trims.</w:t>
       </w:r>
     </w:p>
     <w:p>
@@ -225,8 +327,186 @@
           <w:sz w:val="24"/>
           <w:szCs w:val="24"/>
         </w:rPr>
-        <w:t xml:space="preserve">INSTRUCTIONS</w:t>
-      </w:r>
+        <w:t xml:space="preserve">DEFINITIONS</w:t>
+      </w:r>
+    </w:p>
+    <w:p>
+      <w:pPr>
+        <w:pStyle w:val="ListeParagraf"/>
+        <w:spacing w:after="80"/>
+        <w:ind w:left="709" w:right="0"/>
+        <w:jc w:val="both"/>
+      </w:pPr>
+      <w:r>
+        <w:rPr>
+          <w:rFonts w:ascii="Calibri" w:hAnsi="Calibri" w:cs="Arial"/>
+          <w:sz w:val="24"/>
+          <w:szCs w:val="24"/>
+        </w:rPr>
+        <w:t xml:space="preserve">• </w:t>
+      </w:r>
+      <w:r>
+        <w:rPr>
+          <w:rFonts w:ascii="Calibri" w:hAnsi="Calibri" w:cs="Arial"/>
+          <w:b/>
+          <w:bCs/>
+          <w:sz w:val="24"/>
+          <w:szCs w:val="24"/>
+        </w:rPr>
+        <w:t xml:space="preserve">Trims Card:</w:t>
+      </w:r>
+      <w:r>
+        <w:rPr>
+          <w:rFonts w:ascii="Calibri" w:hAnsi="Calibri" w:cs="Arial"/>
+          <w:sz w:val="24"/>
+          <w:szCs w:val="24"/>
+        </w:rPr>
+        <w:t xml:space="preserve"> The approved sample card showing each trim with its code, colour, size and supplier.</w:t>
+      </w:r>
+    </w:p>
+    <w:p>
+      <w:pPr>
+        <w:pStyle w:val="ListeParagraf"/>
+        <w:spacing w:after="80"/>
+        <w:ind w:left="709" w:right="0"/>
+        <w:jc w:val="both"/>
+      </w:pPr>
+      <w:r>
+        <w:rPr>
+          <w:rFonts w:ascii="Calibri" w:hAnsi="Calibri" w:cs="Arial"/>
+          <w:sz w:val="24"/>
+          <w:szCs w:val="24"/>
+        </w:rPr>
+        <w:t xml:space="preserve">• </w:t>
+      </w:r>
+      <w:r>
+        <w:rPr>
+          <w:rFonts w:ascii="Calibri" w:hAnsi="Calibri" w:cs="Arial"/>
+          <w:b/>
+          <w:bCs/>
+          <w:sz w:val="24"/>
+          <w:szCs w:val="24"/>
+        </w:rPr>
+        <w:t xml:space="preserve">Pull Test:</w:t>
+      </w:r>
+      <w:r>
+        <w:rPr>
+          <w:rFonts w:ascii="Calibri" w:hAnsi="Calibri" w:cs="Arial"/>
+          <w:sz w:val="24"/>
+          <w:szCs w:val="24"/>
+        </w:rPr>
+        <w:t xml:space="preserve"> Measurement of the force needed to detach a button, snap or similar part.</w:t>
+      </w:r>
+    </w:p>
+    <w:p>
+      <w:pPr>
+        <w:pStyle w:val="ListeParagraf"/>
+        <w:spacing w:after="80"/>
+        <w:ind w:left="709" w:right="0"/>
+        <w:jc w:val="both"/>
+      </w:pPr>
+      <w:r>
+        <w:rPr>
+          <w:rFonts w:ascii="Calibri" w:hAnsi="Calibri" w:cs="Arial"/>
+          <w:sz w:val="24"/>
+          <w:szCs w:val="24"/>
+        </w:rPr>
+        <w:t xml:space="preserve">• </w:t>
+      </w:r>
+      <w:r>
+        <w:rPr>
+          <w:rFonts w:ascii="Calibri" w:hAnsi="Calibri" w:cs="Arial"/>
+          <w:b/>
+          <w:bCs/>
+          <w:sz w:val="24"/>
+          <w:szCs w:val="24"/>
+        </w:rPr>
+        <w:t xml:space="preserve">Wash Fastness:</w:t>
+      </w:r>
+      <w:r>
+        <w:rPr>
+          <w:rFonts w:ascii="Calibri" w:hAnsi="Calibri" w:cs="Arial"/>
+          <w:sz w:val="24"/>
+          <w:szCs w:val="24"/>
+        </w:rPr>
+        <w:t xml:space="preserve"> The resistance of a label or trim to colour and print loss after washing.</w:t>
+      </w:r>
+    </w:p>
+    <w:p>
+      <w:pPr>
+        <w:pStyle w:val="ListeParagraf"/>
+        <w:spacing w:after="80"/>
+        <w:ind w:left="709" w:right="0"/>
+        <w:jc w:val="both"/>
+      </w:pPr>
+      <w:r>
+        <w:rPr>
+          <w:rFonts w:ascii="Calibri" w:hAnsi="Calibri" w:cs="Arial"/>
+          <w:sz w:val="24"/>
+          <w:szCs w:val="24"/>
+        </w:rPr>
+        <w:t xml:space="preserve">• </w:t>
+      </w:r>
+      <w:r>
+        <w:rPr>
+          <w:rFonts w:ascii="Calibri" w:hAnsi="Calibri" w:cs="Arial"/>
+          <w:b/>
+          <w:bCs/>
+          <w:sz w:val="24"/>
+          <w:szCs w:val="24"/>
+        </w:rPr>
+        <w:t xml:space="preserve">Quarantine:</w:t>
+      </w:r>
+      <w:r>
+        <w:rPr>
+          <w:rFonts w:ascii="Calibri" w:hAnsi="Calibri" w:cs="Arial"/>
+          <w:sz w:val="24"/>
+          <w:szCs w:val="24"/>
+        </w:rPr>
+        <w:t xml:space="preserve"> Separation of a nonconforming trim so that it is not used.</w:t>
+      </w:r>
+    </w:p>
+    <w:p>
+      <w:pPr>
+        <w:pStyle w:val="ListeParagraf"/>
+        <w:spacing w:after="80"/>
+        <w:ind w:left="709" w:right="0"/>
+        <w:jc w:val="both"/>
+      </w:pPr>
+      <w:r>
+        <w:rPr>
+          <w:rFonts w:ascii="Calibri" w:hAnsi="Calibri" w:cs="Arial"/>
+          <w:sz w:val="24"/>
+          <w:szCs w:val="24"/>
+        </w:rPr>
+        <w:t xml:space="preserve">• </w:t>
+      </w:r>
+      <w:r>
+        <w:rPr>
+          <w:rFonts w:ascii="Calibri" w:hAnsi="Calibri" w:cs="Arial"/>
+          <w:b/>
+          <w:bCs/>
+          <w:sz w:val="24"/>
+          <w:szCs w:val="24"/>
+        </w:rPr>
+        <w:t xml:space="preserve">8D:</w:t>
+      </w:r>
+      <w:r>
+        <w:rPr>
+          <w:rFonts w:ascii="Calibri" w:hAnsi="Calibri" w:cs="Arial"/>
+          <w:sz w:val="24"/>
+          <w:szCs w:val="24"/>
+        </w:rPr>
+        <w:t xml:space="preserve"> The eight-step supplier problem-solving report.</w:t>
+      </w:r>
+    </w:p>
+    <w:p>
+      <w:pPr>
+        <w:pStyle w:val="ListeParagraf"/>
+        <w:spacing w:after="80"/>
+        <w:ind w:left="709" w:right="0"/>
+        <w:jc w:val="both"/>
+      </w:pPr>
     </w:p>
     <w:p>
       <w:pPr>
@@ -242,48 +522,8 @@
           <w:sz w:val="24"/>
           <w:szCs w:val="24"/>
         </w:rPr>
-        <w:t xml:space="preserve">1. BEFORE STARTING</w:t>
-      </w:r>
-    </w:p>
-    <w:p>
-      <w:pPr>
-        <w:pStyle w:val="ListeParagraf"/>
-        <w:spacing w:after="80"/>
-        <w:ind w:left="709" w:right="0"/>
-        <w:jc w:val="both"/>
-      </w:pPr>
-      <w:r>
-        <w:rPr>
-          <w:rFonts w:ascii="Calibri" w:hAnsi="Calibri" w:cs="Arial"/>
-          <w:sz w:val="24"/>
-          <w:szCs w:val="24"/>
-        </w:rPr>
-        <w:t xml:space="preserve">1.1. Have the approved trims card, purchase order, delivery note and customer requirements (including RSL test reports where required) ready.</w:t>
-      </w:r>
-    </w:p>
-    <w:p>
-      <w:pPr>
-        <w:pStyle w:val="ListeParagraf"/>
-        <w:spacing w:after="80"/>
-        <w:ind w:left="709" w:right="0"/>
-        <w:jc w:val="both"/>
-      </w:pPr>
-      <w:r>
-        <w:rPr>
-          <w:rFonts w:ascii="Calibri" w:hAnsi="Calibri" w:cs="Arial"/>
-          <w:sz w:val="24"/>
-          <w:szCs w:val="24"/>
-        </w:rPr>
-        <w:t xml:space="preserve">1.2. Determine the sample size according to AQL ISO 2859-1 (commonly General Inspection Level II) or the customer requirement.</w:t>
-      </w:r>
-    </w:p>
-    <w:p>
-      <w:pPr>
-        <w:pStyle w:val="ListeParagraf"/>
-        <w:spacing w:after="80"/>
-        <w:ind w:left="709" w:right="0"/>
-        <w:jc w:val="both"/>
-      </w:pPr>
+        <w:t xml:space="preserve">INSTRUCTIONS</w:t>
+      </w:r>
     </w:p>
     <w:p>
       <w:pPr>
@@ -299,7 +539,7 @@
           <w:sz w:val="24"/>
           <w:szCs w:val="24"/>
         </w:rPr>
-        <w:t xml:space="preserve">2. INSPECTION STEPS</w:t>
+        <w:t xml:space="preserve">1. BEFORE STARTING</w:t>
       </w:r>
     </w:p>
     <w:p>
@@ -315,7 +555,7 @@
           <w:sz w:val="24"/>
           <w:szCs w:val="24"/>
         </w:rPr>
-        <w:t xml:space="preserve">2.1. Check quantity, item code, colour and size against the delivery note and purchase order.</w:t>
+        <w:t xml:space="preserve">1.1. Have the approved trims card, purchase order, delivery note and customer requirements (including RSL test reports where required) ready.</w:t>
       </w:r>
     </w:p>
     <w:p>
@@ -331,7 +571,7 @@
           <w:sz w:val="24"/>
           <w:szCs w:val="24"/>
         </w:rPr>
-        <w:t xml:space="preserve">2.2. Compare the samples with the approved trims card: colour (in the light box), material, size, logo, print and finish.</w:t>
+        <w:t xml:space="preserve">1.2. Determine the sample size according to AQL ISO 2859-1 (commonly General Inspection Level II) or the customer requirement. Limits are defined in the customer specification and company policy.</w:t>
       </w:r>
     </w:p>
     <w:p>
@@ -347,71 +587,7 @@
           <w:sz w:val="24"/>
           <w:szCs w:val="24"/>
         </w:rPr>
-        <w:t xml:space="preserve">2.3. Labels: check text, care symbols, composition, size and country of origin against the approved artwork.</w:t>
-      </w:r>
-    </w:p>
-    <w:p>
-      <w:pPr>
-        <w:pStyle w:val="ListeParagraf"/>
-        <w:spacing w:after="80"/>
-        <w:ind w:left="709" w:right="0"/>
-        <w:jc w:val="both"/>
-      </w:pPr>
-      <w:r>
-        <w:rPr>
-          <w:rFonts w:ascii="Calibri" w:hAnsi="Calibri" w:cs="Arial"/>
-          <w:sz w:val="24"/>
-          <w:szCs w:val="24"/>
-        </w:rPr>
-        <w:t xml:space="preserve">2.4. Threads: check colour, count and ticket number; zippers: check length, smooth running and puller lock.</w:t>
-      </w:r>
-    </w:p>
-    <w:p>
-      <w:pPr>
-        <w:pStyle w:val="ListeParagraf"/>
-        <w:spacing w:after="80"/>
-        <w:ind w:left="709" w:right="0"/>
-        <w:jc w:val="both"/>
-      </w:pPr>
-      <w:r>
-        <w:rPr>
-          <w:rFonts w:ascii="Calibri" w:hAnsi="Calibri" w:cs="Arial"/>
-          <w:sz w:val="24"/>
-          <w:szCs w:val="24"/>
-        </w:rPr>
-        <w:t xml:space="preserve">2.5. Snaps, buttons and rivets: check the attachment and send samples for pull testing according to EMS.QA.TL.02.01.</w:t>
-      </w:r>
-    </w:p>
-    <w:p>
-      <w:pPr>
-        <w:pStyle w:val="ListeParagraf"/>
-        <w:spacing w:after="80"/>
-        <w:ind w:left="709" w:right="0"/>
-        <w:jc w:val="both"/>
-      </w:pPr>
-      <w:r>
-        <w:rPr>
-          <w:rFonts w:ascii="Calibri" w:hAnsi="Calibri" w:cs="Arial"/>
-          <w:sz w:val="24"/>
-          <w:szCs w:val="24"/>
-        </w:rPr>
-        <w:t xml:space="preserve">2.6. Check that metal trims are compatible with the metal detector (nickel-free / detectable as required by the customer).</w:t>
-      </w:r>
-    </w:p>
-    <w:p>
-      <w:pPr>
-        <w:pStyle w:val="ListeParagraf"/>
-        <w:spacing w:after="80"/>
-        <w:ind w:left="709" w:right="0"/>
-        <w:jc w:val="both"/>
-      </w:pPr>
-      <w:r>
-        <w:rPr>
-          <w:rFonts w:ascii="Calibri" w:hAnsi="Calibri" w:cs="Arial"/>
-          <w:sz w:val="24"/>
-          <w:szCs w:val="24"/>
-        </w:rPr>
-        <w:t xml:space="preserve">2.7. Record the results on the trims inspection report and label the lot "APPROVED" or "REJECTED".</w:t>
+        <w:t xml:space="preserve">1.3. Keep the received lot in the "awaiting inspection" area, labelled with the order, supplier and date, until the result is recorded.</w:t>
       </w:r>
     </w:p>
     <w:p>
@@ -436,7 +612,249 @@
           <w:sz w:val="24"/>
           <w:szCs w:val="24"/>
         </w:rPr>
-        <w:t xml:space="preserve">3. RULES / PROHIBITIONS</w:t>
+        <w:t xml:space="preserve">2. INSPECTION STEPS</w:t>
+      </w:r>
+    </w:p>
+    <w:p>
+      <w:pPr>
+        <w:pStyle w:val="ListeParagraf"/>
+        <w:spacing w:after="80"/>
+        <w:ind w:left="709" w:right="0"/>
+        <w:jc w:val="both"/>
+      </w:pPr>
+      <w:r>
+        <w:rPr>
+          <w:rFonts w:ascii="Calibri" w:hAnsi="Calibri" w:cs="Arial"/>
+          <w:sz w:val="24"/>
+          <w:szCs w:val="24"/>
+        </w:rPr>
+        <w:t xml:space="preserve">2.1. Check quantity, item code, colour and size against the delivery note and purchase order.</w:t>
+      </w:r>
+    </w:p>
+    <w:p>
+      <w:pPr>
+        <w:pStyle w:val="ListeParagraf"/>
+        <w:spacing w:after="80"/>
+        <w:ind w:left="709" w:right="0"/>
+        <w:jc w:val="both"/>
+      </w:pPr>
+      <w:r>
+        <w:rPr>
+          <w:rFonts w:ascii="Calibri" w:hAnsi="Calibri" w:cs="Arial"/>
+          <w:sz w:val="24"/>
+          <w:szCs w:val="24"/>
+        </w:rPr>
+        <w:t xml:space="preserve">2.2. Compare the samples with the approved trims card: colour (in the light box), material, size, logo, print and finish.</w:t>
+      </w:r>
+    </w:p>
+    <w:p>
+      <w:pPr>
+        <w:pStyle w:val="ListeParagraf"/>
+        <w:spacing w:after="80"/>
+        <w:ind w:left="709" w:right="0"/>
+        <w:jc w:val="both"/>
+      </w:pPr>
+      <w:r>
+        <w:rPr>
+          <w:rFonts w:ascii="Calibri" w:hAnsi="Calibri" w:cs="Arial"/>
+          <w:sz w:val="24"/>
+          <w:szCs w:val="24"/>
+        </w:rPr>
+        <w:t xml:space="preserve">2.3. Labels: check text, care symbols, composition, size and country of origin against the approved artwork; check readability and softness on the skin side.</w:t>
+      </w:r>
+    </w:p>
+    <w:p>
+      <w:pPr>
+        <w:pStyle w:val="ListeParagraf"/>
+        <w:spacing w:after="80"/>
+        <w:ind w:left="709" w:right="0"/>
+        <w:jc w:val="both"/>
+      </w:pPr>
+      <w:r>
+        <w:rPr>
+          <w:rFonts w:ascii="Calibri" w:hAnsi="Calibri" w:cs="Arial"/>
+          <w:sz w:val="24"/>
+          <w:szCs w:val="24"/>
+        </w:rPr>
+        <w:t xml:space="preserve">2.4. Threads: check colour, count and ticket number; zippers: check length, smooth running and puller lock.</w:t>
+      </w:r>
+    </w:p>
+    <w:p>
+      <w:pPr>
+        <w:pStyle w:val="ListeParagraf"/>
+        <w:spacing w:after="80"/>
+        <w:ind w:left="709" w:right="0"/>
+        <w:jc w:val="both"/>
+      </w:pPr>
+      <w:r>
+        <w:rPr>
+          <w:rFonts w:ascii="Calibri" w:hAnsi="Calibri" w:cs="Arial"/>
+          <w:sz w:val="24"/>
+          <w:szCs w:val="24"/>
+        </w:rPr>
+        <w:t xml:space="preserve">2.5. Snaps, buttons and rivets: check the attachment and send samples for pull testing according to EMS.QA.TL.02.01 (the required force is defined by the customer or the product type).</w:t>
+      </w:r>
+    </w:p>
+    <w:p>
+      <w:pPr>
+        <w:pStyle w:val="ListeParagraf"/>
+        <w:spacing w:after="80"/>
+        <w:ind w:left="709" w:right="0"/>
+        <w:jc w:val="both"/>
+      </w:pPr>
+      <w:r>
+        <w:rPr>
+          <w:rFonts w:ascii="Calibri" w:hAnsi="Calibri" w:cs="Arial"/>
+          <w:sz w:val="24"/>
+          <w:szCs w:val="24"/>
+        </w:rPr>
+        <w:t xml:space="preserve">2.6. Check that metal trims are compatible with the metal detector (nickel-free / detectable as required by the customer).</w:t>
+      </w:r>
+    </w:p>
+    <w:p>
+      <w:pPr>
+        <w:pStyle w:val="ListeParagraf"/>
+        <w:spacing w:after="80"/>
+        <w:ind w:left="709" w:right="0"/>
+        <w:jc w:val="both"/>
+      </w:pPr>
+      <w:r>
+        <w:rPr>
+          <w:rFonts w:ascii="Calibri" w:hAnsi="Calibri" w:cs="Arial"/>
+          <w:sz w:val="24"/>
+          <w:szCs w:val="24"/>
+        </w:rPr>
+        <w:t xml:space="preserve">2.7. Record the results on the Trims Quality Control Form (EMS.QA.FRM.01.05) and label the lot "APPROVED" or "REJECTED".</w:t>
+      </w:r>
+    </w:p>
+    <w:p>
+      <w:pPr>
+        <w:pStyle w:val="ListeParagraf"/>
+        <w:spacing w:after="80"/>
+        <w:ind w:left="709" w:right="0"/>
+        <w:jc w:val="both"/>
+      </w:pPr>
+    </w:p>
+    <w:p>
+      <w:pPr>
+        <w:pStyle w:val="ListeParagraf"/>
+        <w:spacing w:before="120" w:after="60"/>
+        <w:ind w:left="709" w:right="0"/>
+      </w:pPr>
+      <w:r>
+        <w:rPr>
+          <w:rFonts w:ascii="Calibri" w:hAnsi="Calibri" w:cs="Arial"/>
+          <w:b/>
+          <w:bCs/>
+          <w:sz w:val="24"/>
+          <w:szCs w:val="24"/>
+        </w:rPr>
+        <w:t xml:space="preserve">3. TESTS</w:t>
+      </w:r>
+    </w:p>
+    <w:p>
+      <w:pPr>
+        <w:pStyle w:val="ListeParagraf"/>
+        <w:spacing w:after="80"/>
+        <w:ind w:left="709" w:right="0"/>
+        <w:jc w:val="both"/>
+      </w:pPr>
+      <w:r>
+        <w:rPr>
+          <w:rFonts w:ascii="Calibri" w:hAnsi="Calibri" w:cs="Arial"/>
+          <w:sz w:val="24"/>
+          <w:szCs w:val="24"/>
+        </w:rPr>
+        <w:t xml:space="preserve">3.1. Zippers: run the slider through at least 10 open/close cycles, check teeth alignment, puller lock and tape colour migration.</w:t>
+      </w:r>
+    </w:p>
+    <w:p>
+      <w:pPr>
+        <w:pStyle w:val="ListeParagraf"/>
+        <w:spacing w:after="80"/>
+        <w:ind w:left="709" w:right="0"/>
+        <w:jc w:val="both"/>
+      </w:pPr>
+      <w:r>
+        <w:rPr>
+          <w:rFonts w:ascii="Calibri" w:hAnsi="Calibri" w:cs="Arial"/>
+          <w:sz w:val="24"/>
+          <w:szCs w:val="24"/>
+        </w:rPr>
+        <w:t xml:space="preserve">3.2. Labels and trims: perform the wash fastness check (colour and print) according to the customer wash programme and ISO 105 tests, in cooperation with the laboratory.</w:t>
+      </w:r>
+    </w:p>
+    <w:p>
+      <w:pPr>
+        <w:pStyle w:val="ListeParagraf"/>
+        <w:spacing w:after="80"/>
+        <w:ind w:left="709" w:right="0"/>
+        <w:jc w:val="both"/>
+      </w:pPr>
+      <w:r>
+        <w:rPr>
+          <w:rFonts w:ascii="Calibri" w:hAnsi="Calibri" w:cs="Arial"/>
+          <w:sz w:val="24"/>
+          <w:szCs w:val="24"/>
+        </w:rPr>
+        <w:t xml:space="preserve">3.3. Threads: check colour fastness, count and seam strength for critical seams if required.</w:t>
+      </w:r>
+    </w:p>
+    <w:p>
+      <w:pPr>
+        <w:pStyle w:val="ListeParagraf"/>
+        <w:spacing w:after="80"/>
+        <w:ind w:left="709" w:right="0"/>
+        <w:jc w:val="both"/>
+      </w:pPr>
+      <w:r>
+        <w:rPr>
+          <w:rFonts w:ascii="Calibri" w:hAnsi="Calibri" w:cs="Arial"/>
+          <w:sz w:val="24"/>
+          <w:szCs w:val="24"/>
+        </w:rPr>
+        <w:t xml:space="preserve">3.4. Where the customer requires it, make sure that RSL / restricted substance test reports are valid for the trim lot (EMS.MG.PRO.13.02).</w:t>
+      </w:r>
+    </w:p>
+    <w:p>
+      <w:pPr>
+        <w:pStyle w:val="ListeParagraf"/>
+        <w:spacing w:after="80"/>
+        <w:ind w:left="709" w:right="0"/>
+        <w:jc w:val="both"/>
+      </w:pPr>
+      <w:r>
+        <w:rPr>
+          <w:rFonts w:ascii="Calibri" w:hAnsi="Calibri" w:cs="Arial"/>
+          <w:sz w:val="24"/>
+          <w:szCs w:val="24"/>
+        </w:rPr>
+        <w:t xml:space="preserve">3.5. Record any test failure with the lot number and supplier and report it to the Quality Manager the same day.</w:t>
+      </w:r>
+    </w:p>
+    <w:p>
+      <w:pPr>
+        <w:pStyle w:val="ListeParagraf"/>
+        <w:spacing w:after="80"/>
+        <w:ind w:left="709" w:right="0"/>
+        <w:jc w:val="both"/>
+      </w:pPr>
+    </w:p>
+    <w:p>
+      <w:pPr>
+        <w:pStyle w:val="ListeParagraf"/>
+        <w:spacing w:before="120" w:after="60"/>
+        <w:ind w:left="709" w:right="0"/>
+      </w:pPr>
+      <w:r>
+        <w:rPr>
+          <w:rFonts w:ascii="Calibri" w:hAnsi="Calibri" w:cs="Arial"/>
+          <w:b/>
+          <w:bCs/>
+          <w:sz w:val="24"/>
+          <w:szCs w:val="24"/>
+        </w:rPr>
+        <w:t xml:space="preserve">4. RULES / PROHIBITIONS</w:t>
       </w:r>
     </w:p>
     <w:p>
@@ -499,88 +917,6 @@
     <w:p>
       <w:pPr>
         <w:pStyle w:val="ListeParagraf"/>
-        <w:spacing w:after="80"/>
-        <w:ind w:left="709" w:right="0"/>
-        <w:jc w:val="both"/>
-      </w:pPr>
-    </w:p>
-    <w:p>
-      <w:pPr>
-        <w:pStyle w:val="ListeParagraf"/>
-        <w:spacing w:before="120" w:after="60"/>
-        <w:ind w:left="709" w:right="0"/>
-      </w:pPr>
-      <w:r>
-        <w:rPr>
-          <w:rFonts w:ascii="Calibri" w:hAnsi="Calibri" w:cs="Arial"/>
-          <w:b/>
-          <w:bCs/>
-          <w:sz w:val="24"/>
-          <w:szCs w:val="24"/>
-        </w:rPr>
-        <w:t xml:space="preserve">4. IN CASE OF NONCONFORMITY</w:t>
-      </w:r>
-    </w:p>
-    <w:p>
-      <w:pPr>
-        <w:pStyle w:val="ListeParagraf"/>
-        <w:spacing w:after="80"/>
-        <w:ind w:left="709" w:right="0"/>
-        <w:jc w:val="both"/>
-      </w:pPr>
-      <w:r>
-        <w:rPr>
-          <w:rFonts w:ascii="Calibri" w:hAnsi="Calibri" w:cs="Arial"/>
-          <w:sz w:val="24"/>
-          <w:szCs w:val="24"/>
-        </w:rPr>
-        <w:t xml:space="preserve">4.1. Rejected trims are moved to the quarantine area, the Purchasing department is informed and the supplier is asked for replacement according to EMS.KS.PRO.22.02.</w:t>
-      </w:r>
-    </w:p>
-    <w:p>
-      <w:pPr>
-        <w:pStyle w:val="ListeParagraf"/>
-        <w:spacing w:after="80"/>
-        <w:ind w:left="709" w:right="0"/>
-        <w:jc w:val="both"/>
-      </w:pPr>
-      <w:r>
-        <w:rPr>
-          <w:rFonts w:ascii="Calibri" w:hAnsi="Calibri" w:cs="Arial"/>
-          <w:sz w:val="24"/>
-          <w:szCs w:val="24"/>
-        </w:rPr>
-        <w:t xml:space="preserve">4.2. If production cannot wait, use is allowed only with a written concession from the Quality Manager and, where required, the customer.</w:t>
-      </w:r>
-    </w:p>
-    <w:p>
-      <w:pPr>
-        <w:pStyle w:val="ListeParagraf"/>
-        <w:spacing w:after="80"/>
-        <w:ind w:left="709" w:right="0"/>
-        <w:jc w:val="both"/>
-      </w:pPr>
-    </w:p>
-    <w:p>
-      <w:pPr>
-        <w:pStyle w:val="ListeParagraf"/>
-        <w:spacing w:before="120" w:after="60"/>
-        <w:ind w:left="709" w:right="0"/>
-      </w:pPr>
-      <w:r>
-        <w:rPr>
-          <w:rFonts w:ascii="Calibri" w:hAnsi="Calibri" w:cs="Arial"/>
-          <w:b/>
-          <w:bCs/>
-          <w:sz w:val="24"/>
-          <w:szCs w:val="24"/>
-        </w:rPr>
-        <w:t xml:space="preserve">5. RELATED DOCUMENTS AND RECORDS</w:t>
-      </w:r>
-    </w:p>
-    <w:p>
-      <w:pPr>
-        <w:pStyle w:val="ListeParagraf"/>
         <w:numPr>
           <w:ilvl w:val="0"/>
           <w:numId w:val="1"/>
@@ -594,7 +930,121 @@
           <w:sz w:val="24"/>
           <w:szCs w:val="24"/>
         </w:rPr>
-        <w:t xml:space="preserve">Approved Trims Card and Trims Inspection Report</w:t>
+        <w:t xml:space="preserve">Do not use trims whose test report has expired or is missing when the customer requires it.</w:t>
+      </w:r>
+    </w:p>
+    <w:p>
+      <w:pPr>
+        <w:pStyle w:val="ListeParagraf"/>
+        <w:spacing w:after="80"/>
+        <w:ind w:left="709" w:right="0"/>
+        <w:jc w:val="both"/>
+      </w:pPr>
+    </w:p>
+    <w:p>
+      <w:pPr>
+        <w:pStyle w:val="ListeParagraf"/>
+        <w:spacing w:before="120" w:after="60"/>
+        <w:ind w:left="709" w:right="0"/>
+      </w:pPr>
+      <w:r>
+        <w:rPr>
+          <w:rFonts w:ascii="Calibri" w:hAnsi="Calibri" w:cs="Arial"/>
+          <w:b/>
+          <w:bCs/>
+          <w:sz w:val="24"/>
+          <w:szCs w:val="24"/>
+        </w:rPr>
+        <w:t xml:space="preserve">5. IN CASE OF NONCONFORMITY</w:t>
+      </w:r>
+    </w:p>
+    <w:p>
+      <w:pPr>
+        <w:pStyle w:val="ListeParagraf"/>
+        <w:spacing w:after="80"/>
+        <w:ind w:left="709" w:right="0"/>
+        <w:jc w:val="both"/>
+      </w:pPr>
+      <w:r>
+        <w:rPr>
+          <w:rFonts w:ascii="Calibri" w:hAnsi="Calibri" w:cs="Arial"/>
+          <w:sz w:val="24"/>
+          <w:szCs w:val="24"/>
+        </w:rPr>
+        <w:t xml:space="preserve">5.1. Rejected trims are moved to the quarantine area, the Purchasing department is informed and the supplier is asked for replacement according to EMS.KS.PRO.22.02.</w:t>
+      </w:r>
+    </w:p>
+    <w:p>
+      <w:pPr>
+        <w:pStyle w:val="ListeParagraf"/>
+        <w:spacing w:after="80"/>
+        <w:ind w:left="709" w:right="0"/>
+        <w:jc w:val="both"/>
+      </w:pPr>
+      <w:r>
+        <w:rPr>
+          <w:rFonts w:ascii="Calibri" w:hAnsi="Calibri" w:cs="Arial"/>
+          <w:sz w:val="24"/>
+          <w:szCs w:val="24"/>
+        </w:rPr>
+        <w:t xml:space="preserve">5.2. The Quality Manager opens a corrective and preventive action (CAPA) and requests an 8D report from the supplier.</w:t>
+      </w:r>
+    </w:p>
+    <w:p>
+      <w:pPr>
+        <w:pStyle w:val="ListeParagraf"/>
+        <w:spacing w:after="80"/>
+        <w:ind w:left="709" w:right="0"/>
+        <w:jc w:val="both"/>
+      </w:pPr>
+      <w:r>
+        <w:rPr>
+          <w:rFonts w:ascii="Calibri" w:hAnsi="Calibri" w:cs="Arial"/>
+          <w:sz w:val="24"/>
+          <w:szCs w:val="24"/>
+        </w:rPr>
+        <w:t xml:space="preserve">5.3. If production cannot wait, use is allowed only with a written concession from the Quality Manager and, where required, the customer.</w:t>
+      </w:r>
+    </w:p>
+    <w:p>
+      <w:pPr>
+        <w:pStyle w:val="ListeParagraf"/>
+        <w:spacing w:after="80"/>
+        <w:ind w:left="709" w:right="0"/>
+        <w:jc w:val="both"/>
+      </w:pPr>
+      <w:r>
+        <w:rPr>
+          <w:rFonts w:ascii="Calibri" w:hAnsi="Calibri" w:cs="Arial"/>
+          <w:sz w:val="24"/>
+          <w:szCs w:val="24"/>
+        </w:rPr>
+        <w:t xml:space="preserve">5.4. Trims found defective in production are returned to the warehouse with a defect note, and the Planning department is informed of any delay.</w:t>
+      </w:r>
+    </w:p>
+    <w:p>
+      <w:pPr>
+        <w:pStyle w:val="ListeParagraf"/>
+        <w:spacing w:after="80"/>
+        <w:ind w:left="709" w:right="0"/>
+        <w:jc w:val="both"/>
+      </w:pPr>
+    </w:p>
+    <w:p>
+      <w:pPr>
+        <w:pStyle w:val="ListeParagraf"/>
+        <w:spacing w:before="120" w:after="60"/>
+        <w:ind w:left="709" w:right="0"/>
+      </w:pPr>
+      <w:r>
+        <w:rPr>
+          <w:rFonts w:ascii="Calibri" w:hAnsi="Calibri" w:cs="Arial"/>
+          <w:b/>
+          <w:bCs/>
+          <w:sz w:val="24"/>
+          <w:szCs w:val="24"/>
+        </w:rPr>
+        <w:t xml:space="preserve">6. KEY PERFORMANCE INDICATORS</w:t>
       </w:r>
     </w:p>
     <w:p>
@@ -613,7 +1063,7 @@
           <w:sz w:val="24"/>
           <w:szCs w:val="24"/>
         </w:rPr>
-        <w:t xml:space="preserve">EMS.DP.TL.08.02. Accessory Warehouse Instruction</w:t>
+        <w:t xml:space="preserve">Trims rejection rate by supplier, reviewed monthly.</w:t>
       </w:r>
     </w:p>
     <w:p>
@@ -632,7 +1082,7 @@
           <w:sz w:val="24"/>
           <w:szCs w:val="24"/>
         </w:rPr>
-        <w:t xml:space="preserve">EMS.QA.TL.02.01. Snap and Button Pull Test Instruction</w:t>
+        <w:t xml:space="preserve">Trims issued to production without approval: 0.</w:t>
       </w:r>
     </w:p>
     <w:p>
@@ -651,7 +1101,7 @@
           <w:sz w:val="24"/>
           <w:szCs w:val="24"/>
         </w:rPr>
-        <w:t xml:space="preserve">EMS.MG.PRO.13.02. RSL Compliance and Product Testing Procedure</w:t>
+        <w:t xml:space="preserve">Production stops caused by trim defects: 0.</w:t>
       </w:r>
     </w:p>
     <w:p>
@@ -676,514 +1126,7 @@
           <w:sz w:val="24"/>
           <w:szCs w:val="24"/>
         </w:rPr>
-        <w:t xml:space="preserve">6. FEEDBACK AND MONITORING</w:t>
-      </w:r>
-    </w:p>
-    <w:p>
-      <w:pPr>
-        <w:pStyle w:val="ListeParagraf"/>
-        <w:spacing w:after="80"/>
-        <w:ind w:left="709" w:right="0"/>
-        <w:jc w:val="both"/>
-      </w:pPr>
-      <w:r>
-        <w:rPr>
-          <w:rFonts w:ascii="Calibri" w:hAnsi="Calibri" w:cs="Arial"/>
-          <w:sz w:val="24"/>
-          <w:szCs w:val="24"/>
-        </w:rPr>
-        <w:t xml:space="preserve">The Quality Manager reviews the trims rejection rate by supplier monthly and shares it with Purchasing for supplier evaluation. This instruction is reviewed every year.</w:t>
-      </w:r>
-    </w:p>
-    <w:p>
-      <w:pPr>
-        <w:pStyle w:val="ListeParagraf"/>
-        <w:pageBreakBefore/>
-        <w:bidi/>
-        <w:spacing w:before="120" w:after="60"/>
-        <w:ind w:left="0" w:right="709"/>
-      </w:pPr>
-      <w:r>
-        <w:rPr>
-          <w:rFonts w:ascii="Calibri" w:hAnsi="Calibri" w:cs="Arial"/>
-          <w:b/>
-          <w:bCs/>
-          <w:rtl/>
-          <w:sz w:val="24"/>
-          <w:szCs w:val="24"/>
-        </w:rPr>
-        <w:t xml:space="preserve">الغرض</w:t>
-      </w:r>
-    </w:p>
-    <w:p>
-      <w:pPr>
-        <w:pStyle w:val="ListeParagraf"/>
-        <w:bidi/>
-        <w:spacing w:after="80"/>
-        <w:ind w:left="0" w:right="709"/>
-        <w:jc w:val="both"/>
-      </w:pPr>
-      <w:r>
-        <w:rPr>
-          <w:rFonts w:ascii="Calibri" w:hAnsi="Calibri" w:cs="Arial"/>
-          <w:rtl/>
-          <w:sz w:val="24"/>
-          <w:szCs w:val="24"/>
-        </w:rPr>
-        <w:t xml:space="preserve">توضح هذه التعليمات كيفية فحص الإكسسوارات ومستلزمات الملابس الواردة (الملصقات والخيوط والأزرار والكباسين والسحابات والأستك وبطاقات التعليق والأكياس البلاستيكية والكراتين) في EMS قبل صرفها للإنتاج.</w:t>
-      </w:r>
-    </w:p>
-    <w:p>
-      <w:pPr>
-        <w:pStyle w:val="ListeParagraf"/>
-        <w:bidi/>
-        <w:spacing w:after="80"/>
-        <w:ind w:left="0" w:right="709"/>
-        <w:jc w:val="both"/>
-      </w:pPr>
-    </w:p>
-    <w:p>
-      <w:pPr>
-        <w:pStyle w:val="ListeParagraf"/>
-        <w:bidi/>
-        <w:spacing w:before="120" w:after="60"/>
-        <w:ind w:left="0" w:right="709"/>
-      </w:pPr>
-      <w:r>
-        <w:rPr>
-          <w:rFonts w:ascii="Calibri" w:hAnsi="Calibri" w:cs="Arial"/>
-          <w:b/>
-          <w:bCs/>
-          <w:rtl/>
-          <w:sz w:val="24"/>
-          <w:szCs w:val="24"/>
-        </w:rPr>
-        <w:t xml:space="preserve">النطاق</w:t>
-      </w:r>
-    </w:p>
-    <w:p>
-      <w:pPr>
-        <w:pStyle w:val="ListeParagraf"/>
-        <w:bidi/>
-        <w:spacing w:after="80"/>
-        <w:ind w:left="0" w:right="709"/>
-        <w:jc w:val="both"/>
-      </w:pPr>
-      <w:r>
-        <w:rPr>
-          <w:rFonts w:ascii="Calibri" w:hAnsi="Calibri" w:cs="Arial"/>
-          <w:rtl/>
-          <w:sz w:val="24"/>
-          <w:szCs w:val="24"/>
-        </w:rPr>
-        <w:t xml:space="preserve">تنطبق هذه التعليمات على جميع الإكسسوارات والمستلزمات المستلمة للطلبيات الكمية، سواء كانت محددة من العميل أو مشتراة من قبل EMS.</w:t>
-      </w:r>
-    </w:p>
-    <w:p>
-      <w:pPr>
-        <w:pStyle w:val="ListeParagraf"/>
-        <w:bidi/>
-        <w:spacing w:after="80"/>
-        <w:ind w:left="0" w:right="709"/>
-        <w:jc w:val="both"/>
-      </w:pPr>
-    </w:p>
-    <w:p>
-      <w:pPr>
-        <w:pStyle w:val="ListeParagraf"/>
-        <w:bidi/>
-        <w:spacing w:before="120" w:after="60"/>
-        <w:ind w:left="0" w:right="709"/>
-      </w:pPr>
-      <w:r>
-        <w:rPr>
-          <w:rFonts w:ascii="Calibri" w:hAnsi="Calibri" w:cs="Arial"/>
-          <w:b/>
-          <w:bCs/>
-          <w:rtl/>
-          <w:sz w:val="24"/>
-          <w:szCs w:val="24"/>
-        </w:rPr>
-        <w:t xml:space="preserve">المسؤوليات</w:t>
-      </w:r>
-    </w:p>
-    <w:p>
-      <w:pPr>
-        <w:pStyle w:val="ListeParagraf"/>
-        <w:bidi/>
-        <w:spacing w:after="80"/>
-        <w:ind w:left="0" w:right="709"/>
-        <w:jc w:val="both"/>
-      </w:pPr>
-      <w:r>
-        <w:rPr>
-          <w:rFonts w:ascii="Calibri" w:hAnsi="Calibri" w:cs="Arial"/>
-          <w:rtl/>
-          <w:sz w:val="24"/>
-          <w:szCs w:val="24"/>
-        </w:rPr>
-        <w:t xml:space="preserve">• </w:t>
-      </w:r>
-      <w:r>
-        <w:rPr>
-          <w:rFonts w:ascii="Calibri" w:hAnsi="Calibri" w:cs="Arial"/>
-          <w:b/>
-          <w:bCs/>
-          <w:rtl/>
-          <w:sz w:val="24"/>
-          <w:szCs w:val="24"/>
-        </w:rPr>
-        <w:t xml:space="preserve">مفتش جودة الإكسسوارات:</w:t>
-      </w:r>
-      <w:r>
-        <w:rPr>
-          <w:rFonts w:ascii="Calibri" w:hAnsi="Calibri" w:cs="Arial"/>
-          <w:rtl/>
-          <w:sz w:val="24"/>
-          <w:szCs w:val="24"/>
-        </w:rPr>
-        <w:t xml:space="preserve"> يفحص الإكسسوارات مقارنة ببطاقة الإكسسوارات المعتمدة ويسجل النتائج.</w:t>
-      </w:r>
-    </w:p>
-    <w:p>
-      <w:pPr>
-        <w:pStyle w:val="ListeParagraf"/>
-        <w:bidi/>
-        <w:spacing w:after="80"/>
-        <w:ind w:left="0" w:right="709"/>
-        <w:jc w:val="both"/>
-      </w:pPr>
-      <w:r>
-        <w:rPr>
-          <w:rFonts w:ascii="Calibri" w:hAnsi="Calibri" w:cs="Arial"/>
-          <w:rtl/>
-          <w:sz w:val="24"/>
-          <w:szCs w:val="24"/>
-        </w:rPr>
-        <w:t xml:space="preserve">• </w:t>
-      </w:r>
-      <w:r>
-        <w:rPr>
-          <w:rFonts w:ascii="Calibri" w:hAnsi="Calibri" w:cs="Arial"/>
-          <w:b/>
-          <w:bCs/>
-          <w:rtl/>
-          <w:sz w:val="24"/>
-          <w:szCs w:val="24"/>
-        </w:rPr>
-        <w:t xml:space="preserve">موظفو مخزن الإكسسوارات:</w:t>
-      </w:r>
-      <w:r>
-        <w:rPr>
-          <w:rFonts w:ascii="Calibri" w:hAnsi="Calibri" w:cs="Arial"/>
-          <w:rtl/>
-          <w:sz w:val="24"/>
-          <w:szCs w:val="24"/>
-        </w:rPr>
-        <w:t xml:space="preserve"> يحفظون الإكسسوارات المستلمة في منطقة «بانتظار الفحص» ولا يصرفون إلا الإكسسوارات المعتمدة.</w:t>
-      </w:r>
-    </w:p>
-    <w:p>
-      <w:pPr>
-        <w:pStyle w:val="ListeParagraf"/>
-        <w:bidi/>
-        <w:spacing w:after="80"/>
-        <w:ind w:left="0" w:right="709"/>
-        <w:jc w:val="both"/>
-      </w:pPr>
-      <w:r>
-        <w:rPr>
-          <w:rFonts w:ascii="Calibri" w:hAnsi="Calibri" w:cs="Arial"/>
-          <w:rtl/>
-          <w:sz w:val="24"/>
-          <w:szCs w:val="24"/>
-        </w:rPr>
-        <w:t xml:space="preserve">• </w:t>
-      </w:r>
-      <w:r>
-        <w:rPr>
-          <w:rFonts w:ascii="Calibri" w:hAnsi="Calibri" w:cs="Arial"/>
-          <w:b/>
-          <w:bCs/>
-          <w:rtl/>
-          <w:sz w:val="24"/>
-          <w:szCs w:val="24"/>
-        </w:rPr>
-        <w:t xml:space="preserve">مدير الجودة:</w:t>
-      </w:r>
-      <w:r>
-        <w:rPr>
-          <w:rFonts w:ascii="Calibri" w:hAnsi="Calibri" w:cs="Arial"/>
-          <w:rtl/>
-          <w:sz w:val="24"/>
-          <w:szCs w:val="24"/>
-        </w:rPr>
-        <w:t xml:space="preserve"> يعتمد نتيجة الفحص ويتخذ القرار بشأن الدفعات المرفوضة بالتعاون مع المشتريات.</w:t>
-      </w:r>
-    </w:p>
-    <w:p>
-      <w:pPr>
-        <w:pStyle w:val="ListeParagraf"/>
-        <w:bidi/>
-        <w:spacing w:after="80"/>
-        <w:ind w:left="0" w:right="709"/>
-        <w:jc w:val="both"/>
-      </w:pPr>
-    </w:p>
-    <w:p>
-      <w:pPr>
-        <w:pStyle w:val="ListeParagraf"/>
-        <w:bidi/>
-        <w:spacing w:before="120" w:after="60"/>
-        <w:ind w:left="0" w:right="709"/>
-      </w:pPr>
-      <w:r>
-        <w:rPr>
-          <w:rFonts w:ascii="Calibri" w:hAnsi="Calibri" w:cs="Arial"/>
-          <w:b/>
-          <w:bCs/>
-          <w:rtl/>
-          <w:sz w:val="24"/>
-          <w:szCs w:val="24"/>
-        </w:rPr>
-        <w:t xml:space="preserve">التعليمات</w:t>
-      </w:r>
-    </w:p>
-    <w:p>
-      <w:pPr>
-        <w:pStyle w:val="ListeParagraf"/>
-        <w:bidi/>
-        <w:spacing w:before="120" w:after="60"/>
-        <w:ind w:left="0" w:right="709"/>
-      </w:pPr>
-      <w:r>
-        <w:rPr>
-          <w:rFonts w:ascii="Calibri" w:hAnsi="Calibri" w:cs="Arial"/>
-          <w:b/>
-          <w:bCs/>
-          <w:rtl/>
-          <w:sz w:val="24"/>
-          <w:szCs w:val="24"/>
-        </w:rPr>
-        <w:t xml:space="preserve">1. قبل البدء</w:t>
-      </w:r>
-    </w:p>
-    <w:p>
-      <w:pPr>
-        <w:pStyle w:val="ListeParagraf"/>
-        <w:bidi/>
-        <w:spacing w:after="80"/>
-        <w:ind w:left="0" w:right="709"/>
-        <w:jc w:val="both"/>
-      </w:pPr>
-      <w:r>
-        <w:rPr>
-          <w:rFonts w:ascii="Calibri" w:hAnsi="Calibri" w:cs="Arial"/>
-          <w:rtl/>
-          <w:sz w:val="24"/>
-          <w:szCs w:val="24"/>
-        </w:rPr>
-        <w:t xml:space="preserve">1.1. جهّز بطاقة الإكسسوارات المعتمدة وأمر الشراء ومذكرة التسليم ومتطلبات العميل (بما في ذلك تقارير اختبار RSL عند الحاجة).</w:t>
-      </w:r>
-    </w:p>
-    <w:p>
-      <w:pPr>
-        <w:pStyle w:val="ListeParagraf"/>
-        <w:bidi/>
-        <w:spacing w:after="80"/>
-        <w:ind w:left="0" w:right="709"/>
-        <w:jc w:val="both"/>
-      </w:pPr>
-      <w:r>
-        <w:rPr>
-          <w:rFonts w:ascii="Calibri" w:hAnsi="Calibri" w:cs="Arial"/>
-          <w:rtl/>
-          <w:sz w:val="24"/>
-          <w:szCs w:val="24"/>
-        </w:rPr>
-        <w:t xml:space="preserve">1.2. حدد حجم العينة وفق AQL ISO 2859-1 (عادة مستوى الفحص العام II) أو حسب متطلبات العميل.</w:t>
-      </w:r>
-    </w:p>
-    <w:p>
-      <w:pPr>
-        <w:pStyle w:val="ListeParagraf"/>
-        <w:bidi/>
-        <w:spacing w:after="80"/>
-        <w:ind w:left="0" w:right="709"/>
-        <w:jc w:val="both"/>
-      </w:pPr>
-    </w:p>
-    <w:p>
-      <w:pPr>
-        <w:pStyle w:val="ListeParagraf"/>
-        <w:bidi/>
-        <w:spacing w:before="120" w:after="60"/>
-        <w:ind w:left="0" w:right="709"/>
-      </w:pPr>
-      <w:r>
-        <w:rPr>
-          <w:rFonts w:ascii="Calibri" w:hAnsi="Calibri" w:cs="Arial"/>
-          <w:b/>
-          <w:bCs/>
-          <w:rtl/>
-          <w:sz w:val="24"/>
-          <w:szCs w:val="24"/>
-        </w:rPr>
-        <w:t xml:space="preserve">2. خطوات الفحص</w:t>
-      </w:r>
-    </w:p>
-    <w:p>
-      <w:pPr>
-        <w:pStyle w:val="ListeParagraf"/>
-        <w:bidi/>
-        <w:spacing w:after="80"/>
-        <w:ind w:left="0" w:right="709"/>
-        <w:jc w:val="both"/>
-      </w:pPr>
-      <w:r>
-        <w:rPr>
-          <w:rFonts w:ascii="Calibri" w:hAnsi="Calibri" w:cs="Arial"/>
-          <w:rtl/>
-          <w:sz w:val="24"/>
-          <w:szCs w:val="24"/>
-        </w:rPr>
-        <w:t xml:space="preserve">2.1. افحص الكمية ورمز الصنف واللون والمقاس مقارنة بمذكرة التسليم وأمر الشراء.</w:t>
-      </w:r>
-    </w:p>
-    <w:p>
-      <w:pPr>
-        <w:pStyle w:val="ListeParagraf"/>
-        <w:bidi/>
-        <w:spacing w:after="80"/>
-        <w:ind w:left="0" w:right="709"/>
-        <w:jc w:val="both"/>
-      </w:pPr>
-      <w:r>
-        <w:rPr>
-          <w:rFonts w:ascii="Calibri" w:hAnsi="Calibri" w:cs="Arial"/>
-          <w:rtl/>
-          <w:sz w:val="24"/>
-          <w:szCs w:val="24"/>
-        </w:rPr>
-        <w:t xml:space="preserve">2.2. قارن العينات ببطاقة الإكسسوارات المعتمدة: اللون (في صندوق الإضاءة)، والخامة، والمقاس، والشعار، والطباعة، والتشطيب.</w:t>
-      </w:r>
-    </w:p>
-    <w:p>
-      <w:pPr>
-        <w:pStyle w:val="ListeParagraf"/>
-        <w:bidi/>
-        <w:spacing w:after="80"/>
-        <w:ind w:left="0" w:right="709"/>
-        <w:jc w:val="both"/>
-      </w:pPr>
-      <w:r>
-        <w:rPr>
-          <w:rFonts w:ascii="Calibri" w:hAnsi="Calibri" w:cs="Arial"/>
-          <w:rtl/>
-          <w:sz w:val="24"/>
-          <w:szCs w:val="24"/>
-        </w:rPr>
-        <w:t xml:space="preserve">2.3. الملصقات: افحص النص ورموز العناية والتركيب والمقاس وبلد المنشأ مقارنة بالتصميم المعتمد.</w:t>
-      </w:r>
-    </w:p>
-    <w:p>
-      <w:pPr>
-        <w:pStyle w:val="ListeParagraf"/>
-        <w:bidi/>
-        <w:spacing w:after="80"/>
-        <w:ind w:left="0" w:right="709"/>
-        <w:jc w:val="both"/>
-      </w:pPr>
-      <w:r>
-        <w:rPr>
-          <w:rFonts w:ascii="Calibri" w:hAnsi="Calibri" w:cs="Arial"/>
-          <w:rtl/>
-          <w:sz w:val="24"/>
-          <w:szCs w:val="24"/>
-        </w:rPr>
-        <w:t xml:space="preserve">2.4. الخيوط: افحص اللون والنمرة ورقم التذكرة؛ السحابات: افحص الطول وسلاسة الحركة وقفل الساحب.</w:t>
-      </w:r>
-    </w:p>
-    <w:p>
-      <w:pPr>
-        <w:pStyle w:val="ListeParagraf"/>
-        <w:bidi/>
-        <w:spacing w:after="80"/>
-        <w:ind w:left="0" w:right="709"/>
-        <w:jc w:val="both"/>
-      </w:pPr>
-      <w:r>
-        <w:rPr>
-          <w:rFonts w:ascii="Calibri" w:hAnsi="Calibri" w:cs="Arial"/>
-          <w:rtl/>
-          <w:sz w:val="24"/>
-          <w:szCs w:val="24"/>
-        </w:rPr>
-        <w:t xml:space="preserve">2.5. الكباسين والأزرار والمسامير: افحص التثبيت وأرسل عينات لاختبار الشد وفق EMS.QA.TL.02.01.</w:t>
-      </w:r>
-    </w:p>
-    <w:p>
-      <w:pPr>
-        <w:pStyle w:val="ListeParagraf"/>
-        <w:bidi/>
-        <w:spacing w:after="80"/>
-        <w:ind w:left="0" w:right="709"/>
-        <w:jc w:val="both"/>
-      </w:pPr>
-      <w:r>
-        <w:rPr>
-          <w:rFonts w:ascii="Calibri" w:hAnsi="Calibri" w:cs="Arial"/>
-          <w:rtl/>
-          <w:sz w:val="24"/>
-          <w:szCs w:val="24"/>
-        </w:rPr>
-        <w:t xml:space="preserve">2.6. تأكد من توافق الإكسسوارات المعدنية مع جهاز كشف المعادن (خالية من النيكل / قابلة للكشف حسب متطلبات العميل).</w:t>
-      </w:r>
-    </w:p>
-    <w:p>
-      <w:pPr>
-        <w:pStyle w:val="ListeParagraf"/>
-        <w:bidi/>
-        <w:spacing w:after="80"/>
-        <w:ind w:left="0" w:right="709"/>
-        <w:jc w:val="both"/>
-      </w:pPr>
-      <w:r>
-        <w:rPr>
-          <w:rFonts w:ascii="Calibri" w:hAnsi="Calibri" w:cs="Arial"/>
-          <w:rtl/>
-          <w:sz w:val="24"/>
-          <w:szCs w:val="24"/>
-        </w:rPr>
-        <w:t xml:space="preserve">2.7. سجّل النتائج في تقرير فحص الإكسسوارات ووسم الدفعة بعبارة «معتمد» أو «مرفوض».</w:t>
-      </w:r>
-    </w:p>
-    <w:p>
-      <w:pPr>
-        <w:pStyle w:val="ListeParagraf"/>
-        <w:bidi/>
-        <w:spacing w:after="80"/>
-        <w:ind w:left="0" w:right="709"/>
-        <w:jc w:val="both"/>
-      </w:pPr>
-    </w:p>
-    <w:p>
-      <w:pPr>
-        <w:pStyle w:val="ListeParagraf"/>
-        <w:bidi/>
-        <w:spacing w:before="120" w:after="60"/>
-        <w:ind w:left="0" w:right="709"/>
-      </w:pPr>
-      <w:r>
-        <w:rPr>
-          <w:rFonts w:ascii="Calibri" w:hAnsi="Calibri" w:cs="Arial"/>
-          <w:b/>
-          <w:bCs/>
-          <w:rtl/>
-          <w:sz w:val="24"/>
-          <w:szCs w:val="24"/>
-        </w:rPr>
-        <w:t xml:space="preserve">3. القواعد / المحظورات</w:t>
+        <w:t xml:space="preserve">7. RELATED DOCUMENTS AND RECORDS</w:t>
       </w:r>
     </w:p>
     <w:p>
@@ -1193,18 +1136,16 @@
           <w:ilvl w:val="0"/>
           <w:numId w:val="1"/>
         </w:numPr>
-        <w:bidi/>
         <w:spacing w:after="60"/>
         <w:jc w:val="both"/>
       </w:pPr>
       <w:r>
         <w:rPr>
           <w:rFonts w:ascii="Calibri" w:hAnsi="Calibri" w:cs="Arial"/>
-          <w:rtl/>
-          <w:sz w:val="24"/>
-          <w:szCs w:val="24"/>
-        </w:rPr>
-        <w:t xml:space="preserve">لا تصرف أي إكسسوار للإنتاج قبل فحصه واعتماده.</w:t>
+          <w:sz w:val="24"/>
+          <w:szCs w:val="24"/>
+        </w:rPr>
+        <w:t xml:space="preserve">TLM-AKS-02 Zip, Button, Label and Thread Tests Instruction (QMS)</w:t>
       </w:r>
     </w:p>
     <w:p>
@@ -1214,18 +1155,16 @@
           <w:ilvl w:val="0"/>
           <w:numId w:val="1"/>
         </w:numPr>
-        <w:bidi/>
         <w:spacing w:after="60"/>
         <w:jc w:val="both"/>
       </w:pPr>
       <w:r>
         <w:rPr>
           <w:rFonts w:ascii="Calibri" w:hAnsi="Calibri" w:cs="Arial"/>
-          <w:rtl/>
-          <w:sz w:val="24"/>
-          <w:szCs w:val="24"/>
-        </w:rPr>
-        <w:t xml:space="preserve">لا تقبل الإكسسوارات ذات الحواف الحادة أو النتوءات أو الأجزاء المكسورة، خاصة لملابس الأطفال (EMS.QA.PRO.02.11.).</w:t>
+          <w:sz w:val="24"/>
+          <w:szCs w:val="24"/>
+        </w:rPr>
+        <w:t xml:space="preserve">TLM-AKS-01 Trim Receiving and Trim Card Preparation Instruction (QMS)</w:t>
       </w:r>
     </w:p>
     <w:p>
@@ -1235,110 +1174,16 @@
           <w:ilvl w:val="0"/>
           <w:numId w:val="1"/>
         </w:numPr>
-        <w:bidi/>
         <w:spacing w:after="60"/>
         <w:jc w:val="both"/>
       </w:pPr>
       <w:r>
         <w:rPr>
           <w:rFonts w:ascii="Calibri" w:hAnsi="Calibri" w:cs="Arial"/>
-          <w:rtl/>
-          <w:sz w:val="24"/>
-          <w:szCs w:val="24"/>
-        </w:rPr>
-        <w:t xml:space="preserve">لا تخلط دفعات أو ألوان الإكسسوارات في موقع التخزين نفسه.</w:t>
-      </w:r>
-    </w:p>
-    <w:p>
-      <w:pPr>
-        <w:pStyle w:val="ListeParagraf"/>
-        <w:bidi/>
-        <w:spacing w:after="80"/>
-        <w:ind w:left="0" w:right="709"/>
-        <w:jc w:val="both"/>
-      </w:pPr>
-    </w:p>
-    <w:p>
-      <w:pPr>
-        <w:pStyle w:val="ListeParagraf"/>
-        <w:bidi/>
-        <w:spacing w:before="120" w:after="60"/>
-        <w:ind w:left="0" w:right="709"/>
-      </w:pPr>
-      <w:r>
-        <w:rPr>
-          <w:rFonts w:ascii="Calibri" w:hAnsi="Calibri" w:cs="Arial"/>
-          <w:b/>
-          <w:bCs/>
-          <w:rtl/>
-          <w:sz w:val="24"/>
-          <w:szCs w:val="24"/>
-        </w:rPr>
-        <w:t xml:space="preserve">4. في حالة عدم المطابقة</w:t>
-      </w:r>
-    </w:p>
-    <w:p>
-      <w:pPr>
-        <w:pStyle w:val="ListeParagraf"/>
-        <w:bidi/>
-        <w:spacing w:after="80"/>
-        <w:ind w:left="0" w:right="709"/>
-        <w:jc w:val="both"/>
-      </w:pPr>
-      <w:r>
-        <w:rPr>
-          <w:rFonts w:ascii="Calibri" w:hAnsi="Calibri" w:cs="Arial"/>
-          <w:rtl/>
-          <w:sz w:val="24"/>
-          <w:szCs w:val="24"/>
-        </w:rPr>
-        <w:t xml:space="preserve">4.1. تُنقل الإكسسوارات المرفوضة إلى منطقة الحجر، ويُبلغ قسم المشتريات، ويُطلب من المورد الاستبدال وفق EMS.KS.PRO.22.02.</w:t>
-      </w:r>
-    </w:p>
-    <w:p>
-      <w:pPr>
-        <w:pStyle w:val="ListeParagraf"/>
-        <w:bidi/>
-        <w:spacing w:after="80"/>
-        <w:ind w:left="0" w:right="709"/>
-        <w:jc w:val="both"/>
-      </w:pPr>
-      <w:r>
-        <w:rPr>
-          <w:rFonts w:ascii="Calibri" w:hAnsi="Calibri" w:cs="Arial"/>
-          <w:rtl/>
-          <w:sz w:val="24"/>
-          <w:szCs w:val="24"/>
-        </w:rPr>
-        <w:t xml:space="preserve">4.2. إذا كان الإنتاج لا يحتمل الانتظار، لا يُسمح بالاستخدام إلا بموافقة استثنائية مكتوبة من مدير الجودة، ومن العميل عند الحاجة.</w:t>
-      </w:r>
-    </w:p>
-    <w:p>
-      <w:pPr>
-        <w:pStyle w:val="ListeParagraf"/>
-        <w:bidi/>
-        <w:spacing w:after="80"/>
-        <w:ind w:left="0" w:right="709"/>
-        <w:jc w:val="both"/>
-      </w:pPr>
-    </w:p>
-    <w:p>
-      <w:pPr>
-        <w:pStyle w:val="ListeParagraf"/>
-        <w:bidi/>
-        <w:spacing w:before="120" w:after="60"/>
-        <w:ind w:left="0" w:right="709"/>
-      </w:pPr>
-      <w:r>
-        <w:rPr>
-          <w:rFonts w:ascii="Calibri" w:hAnsi="Calibri" w:cs="Arial"/>
-          <w:b/>
-          <w:bCs/>
-          <w:rtl/>
-          <w:sz w:val="24"/>
-          <w:szCs w:val="24"/>
-        </w:rPr>
-        <w:t xml:space="preserve">5. الوثائق والسجلات ذات الصلة</w:t>
+          <w:sz w:val="24"/>
+          <w:szCs w:val="24"/>
+        </w:rPr>
+        <w:t xml:space="preserve">Approved Trims Card (EMS.QA.FRM.01.04) and Trims Quality Control Form (EMS.QA.FRM.01.05)</w:t>
       </w:r>
     </w:p>
     <w:p>
@@ -1348,18 +1193,16 @@
           <w:ilvl w:val="0"/>
           <w:numId w:val="1"/>
         </w:numPr>
-        <w:bidi/>
         <w:spacing w:after="60"/>
         <w:jc w:val="both"/>
       </w:pPr>
       <w:r>
         <w:rPr>
           <w:rFonts w:ascii="Calibri" w:hAnsi="Calibri" w:cs="Arial"/>
-          <w:rtl/>
-          <w:sz w:val="24"/>
-          <w:szCs w:val="24"/>
-        </w:rPr>
-        <w:t xml:space="preserve">بطاقة الإكسسوارات المعتمدة وتقرير فحص الإكسسوارات</w:t>
+          <w:sz w:val="24"/>
+          <w:szCs w:val="24"/>
+        </w:rPr>
+        <w:t xml:space="preserve">EMS.KS.PRO.22.07. Trims and Accessories Control Procedure</w:t>
       </w:r>
     </w:p>
     <w:p>
@@ -1369,18 +1212,16 @@
           <w:ilvl w:val="0"/>
           <w:numId w:val="1"/>
         </w:numPr>
-        <w:bidi/>
         <w:spacing w:after="60"/>
         <w:jc w:val="both"/>
       </w:pPr>
       <w:r>
         <w:rPr>
           <w:rFonts w:ascii="Calibri" w:hAnsi="Calibri" w:cs="Arial"/>
-          <w:rtl/>
-          <w:sz w:val="24"/>
-          <w:szCs w:val="24"/>
-        </w:rPr>
-        <w:t xml:space="preserve">EMS.DP.TL.08.02. تعليمات مخزن الإكسسوارات</w:t>
+          <w:sz w:val="24"/>
+          <w:szCs w:val="24"/>
+        </w:rPr>
+        <w:t xml:space="preserve">EMS.DP.TL.08.02. Accessory Warehouse Instruction</w:t>
       </w:r>
     </w:p>
     <w:p>
@@ -1390,18 +1231,16 @@
           <w:ilvl w:val="0"/>
           <w:numId w:val="1"/>
         </w:numPr>
-        <w:bidi/>
         <w:spacing w:after="60"/>
         <w:jc w:val="both"/>
       </w:pPr>
       <w:r>
         <w:rPr>
           <w:rFonts w:ascii="Calibri" w:hAnsi="Calibri" w:cs="Arial"/>
-          <w:rtl/>
-          <w:sz w:val="24"/>
-          <w:szCs w:val="24"/>
-        </w:rPr>
-        <w:t xml:space="preserve">EMS.QA.TL.02.01. تعليمات اختبار شد الكباسين والأزرار</w:t>
+          <w:sz w:val="24"/>
+          <w:szCs w:val="24"/>
+        </w:rPr>
+        <w:t xml:space="preserve">EMS.QA.TL.02.01. Snap and Button Pull Test Instruction</w:t>
       </w:r>
     </w:p>
     <w:p>
@@ -1411,28 +1250,82 @@
           <w:ilvl w:val="0"/>
           <w:numId w:val="1"/>
         </w:numPr>
-        <w:bidi/>
         <w:spacing w:after="60"/>
         <w:jc w:val="both"/>
       </w:pPr>
       <w:r>
         <w:rPr>
           <w:rFonts w:ascii="Calibri" w:hAnsi="Calibri" w:cs="Arial"/>
-          <w:rtl/>
-          <w:sz w:val="24"/>
-          <w:szCs w:val="24"/>
-        </w:rPr>
-        <w:t xml:space="preserve">EMS.MG.PRO.13.02. إجراء الامتثال لقائمة RSL واختبار المنتجات</w:t>
-      </w:r>
-    </w:p>
-    <w:p>
-      <w:pPr>
-        <w:pStyle w:val="ListeParagraf"/>
-        <w:bidi/>
-        <w:spacing w:after="80"/>
-        <w:ind w:left="0" w:right="709"/>
-        <w:jc w:val="both"/>
-      </w:pPr>
+          <w:sz w:val="24"/>
+          <w:szCs w:val="24"/>
+        </w:rPr>
+        <w:t xml:space="preserve">EMS.MG.PRO.13.02. RSL Compliance and Product Testing Procedure</w:t>
+      </w:r>
+    </w:p>
+    <w:p>
+      <w:pPr>
+        <w:pStyle w:val="ListeParagraf"/>
+        <w:numPr>
+          <w:ilvl w:val="0"/>
+          <w:numId w:val="1"/>
+        </w:numPr>
+        <w:spacing w:after="60"/>
+        <w:jc w:val="both"/>
+      </w:pPr>
+      <w:r>
+        <w:rPr>
+          <w:rFonts w:ascii="Calibri" w:hAnsi="Calibri" w:cs="Arial"/>
+          <w:sz w:val="24"/>
+          <w:szCs w:val="24"/>
+        </w:rPr>
+        <w:t xml:space="preserve">EMS.KS.PRO.22.02. Nonconforming Product Control Procedure</w:t>
+      </w:r>
+    </w:p>
+    <w:p>
+      <w:pPr>
+        <w:pStyle w:val="ListeParagraf"/>
+        <w:spacing w:after="80"/>
+        <w:ind w:left="709" w:right="0"/>
+        <w:jc w:val="both"/>
+      </w:pPr>
+    </w:p>
+    <w:p>
+      <w:pPr>
+        <w:pStyle w:val="ListeParagraf"/>
+        <w:spacing w:before="120" w:after="60"/>
+        <w:ind w:left="709" w:right="0"/>
+      </w:pPr>
+      <w:r>
+        <w:rPr>
+          <w:rFonts w:ascii="Calibri" w:hAnsi="Calibri" w:cs="Arial"/>
+          <w:b/>
+          <w:bCs/>
+          <w:sz w:val="24"/>
+          <w:szCs w:val="24"/>
+        </w:rPr>
+        <w:t xml:space="preserve">8. FEEDBACK AND MONITORING</w:t>
+      </w:r>
+    </w:p>
+    <w:p>
+      <w:pPr>
+        <w:pStyle w:val="ListeParagraf"/>
+        <w:spacing w:after="80"/>
+        <w:ind w:left="709" w:right="0"/>
+        <w:jc w:val="both"/>
+      </w:pPr>
+      <w:r>
+        <w:rPr>
+          <w:rFonts w:ascii="Calibri" w:hAnsi="Calibri" w:cs="Arial"/>
+          <w:sz w:val="24"/>
+          <w:szCs w:val="24"/>
+        </w:rPr>
+        <w:t xml:space="preserve">The Quality Manager reviews the trims rejection rate by supplier monthly and shares it with Purchasing for supplier evaluation. This instruction is reviewed every year.</w:t>
+      </w:r>
+    </w:p>
+    <w:p>
+      <w:r>
+        <w:br w:type="page"/>
+      </w:r>
     </w:p>
     <w:p>
       <w:pPr>
@@ -1450,7 +1343,7 @@
           <w:sz w:val="24"/>
           <w:szCs w:val="24"/>
         </w:rPr>
-        <w:t xml:space="preserve">6. التغذية الراجعة والمتابعة</w:t>
+        <w:t xml:space="preserve">الغرض</w:t>
       </w:r>
     </w:p>
     <w:p>
@@ -1468,10 +1361,1447 @@
           <w:sz w:val="24"/>
           <w:szCs w:val="24"/>
         </w:rPr>
+        <w:t xml:space="preserve">توضح هذه التعليمات كيفية فحص واختبار الإكسسوارات ومستلزمات الملابس الواردة (الملصقات والخيوط والأزرار والكباسين والمسامير والسحابات والأستك وبطاقات التعليق والأكياس البلاستيكية والكراتين) في شركة Eroglu Knitting (EMS) قبل صرفها للإنتاج، بما في ذلك اختبارات السحابات والأزرار والملصقات والخيوط (TLM-AKS-02)، بحيث لا تصل إلى خطوط الخياطة إلا الإكسسوارات المطابقة.</w:t>
+      </w:r>
+    </w:p>
+    <w:p>
+      <w:pPr>
+        <w:pStyle w:val="ListeParagraf"/>
+        <w:bidi/>
+        <w:spacing w:after="80"/>
+        <w:ind w:left="0" w:right="709"/>
+        <w:jc w:val="both"/>
+      </w:pPr>
+    </w:p>
+    <w:p>
+      <w:pPr>
+        <w:pStyle w:val="ListeParagraf"/>
+        <w:bidi/>
+        <w:spacing w:before="120" w:after="60"/>
+        <w:ind w:left="0" w:right="709"/>
+      </w:pPr>
+      <w:r>
+        <w:rPr>
+          <w:rFonts w:ascii="Calibri" w:hAnsi="Calibri" w:cs="Arial"/>
+          <w:b/>
+          <w:bCs/>
+          <w:rtl/>
+          <w:sz w:val="24"/>
+          <w:szCs w:val="24"/>
+        </w:rPr>
+        <w:t xml:space="preserve">النطاق</w:t>
+      </w:r>
+    </w:p>
+    <w:p>
+      <w:pPr>
+        <w:pStyle w:val="ListeParagraf"/>
+        <w:bidi/>
+        <w:spacing w:after="80"/>
+        <w:ind w:left="0" w:right="709"/>
+        <w:jc w:val="both"/>
+      </w:pPr>
+      <w:r>
+        <w:rPr>
+          <w:rFonts w:ascii="Calibri" w:hAnsi="Calibri" w:cs="Arial"/>
+          <w:rtl/>
+          <w:sz w:val="24"/>
+          <w:szCs w:val="24"/>
+        </w:rPr>
+        <w:t xml:space="preserve">تنطبق هذه التعليمات على جميع الإكسسوارات والمستلزمات المستلمة للطلبيات الكمية، سواء كانت محددة من العميل أو مشتراة من قبل EMS. وتشمل الفحص بعد الاستلام وإعداد بطاقة الإكسسوارات والاختبار والاعتماد أو الرفض والحجر والتغذية الراجعة للمورد.</w:t>
+      </w:r>
+    </w:p>
+    <w:p>
+      <w:pPr>
+        <w:pStyle w:val="ListeParagraf"/>
+        <w:bidi/>
+        <w:spacing w:after="80"/>
+        <w:ind w:left="0" w:right="709"/>
+        <w:jc w:val="both"/>
+      </w:pPr>
+    </w:p>
+    <w:p>
+      <w:pPr>
+        <w:pStyle w:val="ListeParagraf"/>
+        <w:bidi/>
+        <w:spacing w:before="120" w:after="60"/>
+        <w:ind w:left="0" w:right="709"/>
+      </w:pPr>
+      <w:r>
+        <w:rPr>
+          <w:rFonts w:ascii="Calibri" w:hAnsi="Calibri" w:cs="Arial"/>
+          <w:b/>
+          <w:bCs/>
+          <w:rtl/>
+          <w:sz w:val="24"/>
+          <w:szCs w:val="24"/>
+        </w:rPr>
+        <w:t xml:space="preserve">المسؤوليات</w:t>
+      </w:r>
+    </w:p>
+    <w:p>
+      <w:pPr>
+        <w:pStyle w:val="ListeParagraf"/>
+        <w:bidi/>
+        <w:spacing w:after="80"/>
+        <w:ind w:left="0" w:right="709"/>
+        <w:jc w:val="both"/>
+      </w:pPr>
+      <w:r>
+        <w:rPr>
+          <w:rFonts w:ascii="Calibri" w:hAnsi="Calibri" w:cs="Arial"/>
+          <w:rtl/>
+          <w:sz w:val="24"/>
+          <w:szCs w:val="24"/>
+        </w:rPr>
+        <w:t xml:space="preserve">• </w:t>
+      </w:r>
+      <w:r>
+        <w:rPr>
+          <w:rFonts w:ascii="Calibri" w:hAnsi="Calibri" w:cs="Arial"/>
+          <w:b/>
+          <w:bCs/>
+          <w:rtl/>
+          <w:sz w:val="24"/>
+          <w:szCs w:val="24"/>
+        </w:rPr>
+        <w:t xml:space="preserve">مفتش جودة الإكسسوارات:</w:t>
+      </w:r>
+      <w:r>
+        <w:rPr>
+          <w:rFonts w:ascii="Calibri" w:hAnsi="Calibri" w:cs="Arial"/>
+          <w:rtl/>
+          <w:sz w:val="24"/>
+          <w:szCs w:val="24"/>
+        </w:rPr>
+        <w:t xml:space="preserve"> يفحص ويختبر الإكسسوارات مقارنة ببطاقة الإكسسوارات المعتمدة ويسجل النتائج.</w:t>
+      </w:r>
+    </w:p>
+    <w:p>
+      <w:pPr>
+        <w:pStyle w:val="ListeParagraf"/>
+        <w:bidi/>
+        <w:spacing w:after="80"/>
+        <w:ind w:left="0" w:right="709"/>
+        <w:jc w:val="both"/>
+      </w:pPr>
+      <w:r>
+        <w:rPr>
+          <w:rFonts w:ascii="Calibri" w:hAnsi="Calibri" w:cs="Arial"/>
+          <w:rtl/>
+          <w:sz w:val="24"/>
+          <w:szCs w:val="24"/>
+        </w:rPr>
+        <w:t xml:space="preserve">• </w:t>
+      </w:r>
+      <w:r>
+        <w:rPr>
+          <w:rFonts w:ascii="Calibri" w:hAnsi="Calibri" w:cs="Arial"/>
+          <w:b/>
+          <w:bCs/>
+          <w:rtl/>
+          <w:sz w:val="24"/>
+          <w:szCs w:val="24"/>
+        </w:rPr>
+        <w:t xml:space="preserve">موظفو مخزن الإكسسوارات:</w:t>
+      </w:r>
+      <w:r>
+        <w:rPr>
+          <w:rFonts w:ascii="Calibri" w:hAnsi="Calibri" w:cs="Arial"/>
+          <w:rtl/>
+          <w:sz w:val="24"/>
+          <w:szCs w:val="24"/>
+        </w:rPr>
+        <w:t xml:space="preserve"> يحفظون الإكسسوارات المستلمة في منطقة «بانتظار الفحص» ولا يصرفون إلا الإكسسوارات المعتمدة.</w:t>
+      </w:r>
+    </w:p>
+    <w:p>
+      <w:pPr>
+        <w:pStyle w:val="ListeParagraf"/>
+        <w:bidi/>
+        <w:spacing w:after="80"/>
+        <w:ind w:left="0" w:right="709"/>
+        <w:jc w:val="both"/>
+      </w:pPr>
+      <w:r>
+        <w:rPr>
+          <w:rFonts w:ascii="Calibri" w:hAnsi="Calibri" w:cs="Arial"/>
+          <w:rtl/>
+          <w:sz w:val="24"/>
+          <w:szCs w:val="24"/>
+        </w:rPr>
+        <w:t xml:space="preserve">• </w:t>
+      </w:r>
+      <w:r>
+        <w:rPr>
+          <w:rFonts w:ascii="Calibri" w:hAnsi="Calibri" w:cs="Arial"/>
+          <w:b/>
+          <w:bCs/>
+          <w:rtl/>
+          <w:sz w:val="24"/>
+          <w:szCs w:val="24"/>
+        </w:rPr>
+        <w:t xml:space="preserve">مدير الجودة:</w:t>
+      </w:r>
+      <w:r>
+        <w:rPr>
+          <w:rFonts w:ascii="Calibri" w:hAnsi="Calibri" w:cs="Arial"/>
+          <w:rtl/>
+          <w:sz w:val="24"/>
+          <w:szCs w:val="24"/>
+        </w:rPr>
+        <w:t xml:space="preserve"> يعتمد نتيجة الفحص ويتخذ القرار بشأن الدفعات المرفوضة بالتعاون مع المشتريات ويفتح إجراءً تصحيحيًا ووقائيًا.</w:t>
+      </w:r>
+    </w:p>
+    <w:p>
+      <w:pPr>
+        <w:pStyle w:val="ListeParagraf"/>
+        <w:bidi/>
+        <w:spacing w:after="80"/>
+        <w:ind w:left="0" w:right="709"/>
+        <w:jc w:val="both"/>
+      </w:pPr>
+      <w:r>
+        <w:rPr>
+          <w:rFonts w:ascii="Calibri" w:hAnsi="Calibri" w:cs="Arial"/>
+          <w:rtl/>
+          <w:sz w:val="24"/>
+          <w:szCs w:val="24"/>
+        </w:rPr>
+        <w:t xml:space="preserve">• </w:t>
+      </w:r>
+      <w:r>
+        <w:rPr>
+          <w:rFonts w:ascii="Calibri" w:hAnsi="Calibri" w:cs="Arial"/>
+          <w:b/>
+          <w:bCs/>
+          <w:rtl/>
+          <w:sz w:val="24"/>
+          <w:szCs w:val="24"/>
+        </w:rPr>
+        <w:t xml:space="preserve">قسم المشتريات:</w:t>
+      </w:r>
+      <w:r>
+        <w:rPr>
+          <w:rFonts w:ascii="Calibri" w:hAnsi="Calibri" w:cs="Arial"/>
+          <w:rtl/>
+          <w:sz w:val="24"/>
+          <w:szCs w:val="24"/>
+        </w:rPr>
+        <w:t xml:space="preserve"> يبلغ المورد ويطلب الاستبدال أو الإرجاع وتقرير 8D.</w:t>
+      </w:r>
+    </w:p>
+    <w:p>
+      <w:pPr>
+        <w:pStyle w:val="ListeParagraf"/>
+        <w:bidi/>
+        <w:spacing w:after="80"/>
+        <w:ind w:left="0" w:right="709"/>
+        <w:jc w:val="both"/>
+      </w:pPr>
+      <w:r>
+        <w:rPr>
+          <w:rFonts w:ascii="Calibri" w:hAnsi="Calibri" w:cs="Arial"/>
+          <w:rtl/>
+          <w:sz w:val="24"/>
+          <w:szCs w:val="24"/>
+        </w:rPr>
+        <w:t xml:space="preserve">• </w:t>
+      </w:r>
+      <w:r>
+        <w:rPr>
+          <w:rFonts w:ascii="Calibri" w:hAnsi="Calibri" w:cs="Arial"/>
+          <w:b/>
+          <w:bCs/>
+          <w:rtl/>
+          <w:sz w:val="24"/>
+          <w:szCs w:val="24"/>
+        </w:rPr>
+        <w:t xml:space="preserve">التخطيط:</w:t>
+      </w:r>
+      <w:r>
+        <w:rPr>
+          <w:rFonts w:ascii="Calibri" w:hAnsi="Calibri" w:cs="Arial"/>
+          <w:rtl/>
+          <w:sz w:val="24"/>
+          <w:szCs w:val="24"/>
+        </w:rPr>
+        <w:t xml:space="preserve"> يحدد موعد بدء الإنتاج وفق مطابقة الإكسسوارات.</w:t>
+      </w:r>
+    </w:p>
+    <w:p>
+      <w:pPr>
+        <w:pStyle w:val="ListeParagraf"/>
+        <w:bidi/>
+        <w:spacing w:after="80"/>
+        <w:ind w:left="0" w:right="709"/>
+        <w:jc w:val="both"/>
+      </w:pPr>
+      <w:r>
+        <w:rPr>
+          <w:rFonts w:ascii="Calibri" w:hAnsi="Calibri" w:cs="Arial"/>
+          <w:rtl/>
+          <w:sz w:val="24"/>
+          <w:szCs w:val="24"/>
+        </w:rPr>
+        <w:t xml:space="preserve">• </w:t>
+      </w:r>
+      <w:r>
+        <w:rPr>
+          <w:rFonts w:ascii="Calibri" w:hAnsi="Calibri" w:cs="Arial"/>
+          <w:b/>
+          <w:bCs/>
+          <w:rtl/>
+          <w:sz w:val="24"/>
+          <w:szCs w:val="24"/>
+        </w:rPr>
+        <w:t xml:space="preserve">مشرف الخياطة:</w:t>
+      </w:r>
+      <w:r>
+        <w:rPr>
+          <w:rFonts w:ascii="Calibri" w:hAnsi="Calibri" w:cs="Arial"/>
+          <w:rtl/>
+          <w:sz w:val="24"/>
+          <w:szCs w:val="24"/>
+        </w:rPr>
+        <w:t xml:space="preserve"> يستلم الإكسسوارات ويراقب الاستخدام والهدر ويوقف الإنتاج عند وجود إكسسوارات معيبة.</w:t>
+      </w:r>
+    </w:p>
+    <w:p>
+      <w:pPr>
+        <w:pStyle w:val="ListeParagraf"/>
+        <w:bidi/>
+        <w:spacing w:after="80"/>
+        <w:ind w:left="0" w:right="709"/>
+        <w:jc w:val="both"/>
+      </w:pPr>
+    </w:p>
+    <w:p>
+      <w:pPr>
+        <w:pStyle w:val="ListeParagraf"/>
+        <w:bidi/>
+        <w:spacing w:before="120" w:after="60"/>
+        <w:ind w:left="0" w:right="709"/>
+      </w:pPr>
+      <w:r>
+        <w:rPr>
+          <w:rFonts w:ascii="Calibri" w:hAnsi="Calibri" w:cs="Arial"/>
+          <w:b/>
+          <w:bCs/>
+          <w:rtl/>
+          <w:sz w:val="24"/>
+          <w:szCs w:val="24"/>
+        </w:rPr>
+        <w:t xml:space="preserve">التعريفات</w:t>
+      </w:r>
+    </w:p>
+    <w:p>
+      <w:pPr>
+        <w:pStyle w:val="ListeParagraf"/>
+        <w:bidi/>
+        <w:spacing w:after="80"/>
+        <w:ind w:left="0" w:right="709"/>
+        <w:jc w:val="both"/>
+      </w:pPr>
+      <w:r>
+        <w:rPr>
+          <w:rFonts w:ascii="Calibri" w:hAnsi="Calibri" w:cs="Arial"/>
+          <w:rtl/>
+          <w:sz w:val="24"/>
+          <w:szCs w:val="24"/>
+        </w:rPr>
+        <w:t xml:space="preserve">• </w:t>
+      </w:r>
+      <w:r>
+        <w:rPr>
+          <w:rFonts w:ascii="Calibri" w:hAnsi="Calibri" w:cs="Arial"/>
+          <w:b/>
+          <w:bCs/>
+          <w:rtl/>
+          <w:sz w:val="24"/>
+          <w:szCs w:val="24"/>
+        </w:rPr>
+        <w:t xml:space="preserve">بطاقة الإكسسوارات:</w:t>
+      </w:r>
+      <w:r>
+        <w:rPr>
+          <w:rFonts w:ascii="Calibri" w:hAnsi="Calibri" w:cs="Arial"/>
+          <w:rtl/>
+          <w:sz w:val="24"/>
+          <w:szCs w:val="24"/>
+        </w:rPr>
+        <w:t xml:space="preserve"> بطاقة العينات المعتمدة التي تعرض كل إكسسوار برمزه ولونه ومقاسه ومورده.</w:t>
+      </w:r>
+    </w:p>
+    <w:p>
+      <w:pPr>
+        <w:pStyle w:val="ListeParagraf"/>
+        <w:bidi/>
+        <w:spacing w:after="80"/>
+        <w:ind w:left="0" w:right="709"/>
+        <w:jc w:val="both"/>
+      </w:pPr>
+      <w:r>
+        <w:rPr>
+          <w:rFonts w:ascii="Calibri" w:hAnsi="Calibri" w:cs="Arial"/>
+          <w:rtl/>
+          <w:sz w:val="24"/>
+          <w:szCs w:val="24"/>
+        </w:rPr>
+        <w:t xml:space="preserve">• </w:t>
+      </w:r>
+      <w:r>
+        <w:rPr>
+          <w:rFonts w:ascii="Calibri" w:hAnsi="Calibri" w:cs="Arial"/>
+          <w:b/>
+          <w:bCs/>
+          <w:rtl/>
+          <w:sz w:val="24"/>
+          <w:szCs w:val="24"/>
+        </w:rPr>
+        <w:t xml:space="preserve">اختبار الشد:</w:t>
+      </w:r>
+      <w:r>
+        <w:rPr>
+          <w:rFonts w:ascii="Calibri" w:hAnsi="Calibri" w:cs="Arial"/>
+          <w:rtl/>
+          <w:sz w:val="24"/>
+          <w:szCs w:val="24"/>
+        </w:rPr>
+        <w:t xml:space="preserve"> قياس القوة اللازمة لفصل زر أو كباس أو جزء مماثل.</w:t>
+      </w:r>
+    </w:p>
+    <w:p>
+      <w:pPr>
+        <w:pStyle w:val="ListeParagraf"/>
+        <w:bidi/>
+        <w:spacing w:after="80"/>
+        <w:ind w:left="0" w:right="709"/>
+        <w:jc w:val="both"/>
+      </w:pPr>
+      <w:r>
+        <w:rPr>
+          <w:rFonts w:ascii="Calibri" w:hAnsi="Calibri" w:cs="Arial"/>
+          <w:rtl/>
+          <w:sz w:val="24"/>
+          <w:szCs w:val="24"/>
+        </w:rPr>
+        <w:t xml:space="preserve">• </w:t>
+      </w:r>
+      <w:r>
+        <w:rPr>
+          <w:rFonts w:ascii="Calibri" w:hAnsi="Calibri" w:cs="Arial"/>
+          <w:b/>
+          <w:bCs/>
+          <w:rtl/>
+          <w:sz w:val="24"/>
+          <w:szCs w:val="24"/>
+        </w:rPr>
+        <w:t xml:space="preserve">ثبات الغسيل:</w:t>
+      </w:r>
+      <w:r>
+        <w:rPr>
+          <w:rFonts w:ascii="Calibri" w:hAnsi="Calibri" w:cs="Arial"/>
+          <w:rtl/>
+          <w:sz w:val="24"/>
+          <w:szCs w:val="24"/>
+        </w:rPr>
+        <w:t xml:space="preserve"> مقاومة الملصق أو الإكسسوار لفقدان اللون والطباعة بعد الغسيل.</w:t>
+      </w:r>
+    </w:p>
+    <w:p>
+      <w:pPr>
+        <w:pStyle w:val="ListeParagraf"/>
+        <w:bidi/>
+        <w:spacing w:after="80"/>
+        <w:ind w:left="0" w:right="709"/>
+        <w:jc w:val="both"/>
+      </w:pPr>
+      <w:r>
+        <w:rPr>
+          <w:rFonts w:ascii="Calibri" w:hAnsi="Calibri" w:cs="Arial"/>
+          <w:rtl/>
+          <w:sz w:val="24"/>
+          <w:szCs w:val="24"/>
+        </w:rPr>
+        <w:t xml:space="preserve">• </w:t>
+      </w:r>
+      <w:r>
+        <w:rPr>
+          <w:rFonts w:ascii="Calibri" w:hAnsi="Calibri" w:cs="Arial"/>
+          <w:b/>
+          <w:bCs/>
+          <w:rtl/>
+          <w:sz w:val="24"/>
+          <w:szCs w:val="24"/>
+        </w:rPr>
+        <w:t xml:space="preserve">الحجر:</w:t>
+      </w:r>
+      <w:r>
+        <w:rPr>
+          <w:rFonts w:ascii="Calibri" w:hAnsi="Calibri" w:cs="Arial"/>
+          <w:rtl/>
+          <w:sz w:val="24"/>
+          <w:szCs w:val="24"/>
+        </w:rPr>
+        <w:t xml:space="preserve"> فصل الإكسسوار غير المطابق لمنع استخدامه.</w:t>
+      </w:r>
+    </w:p>
+    <w:p>
+      <w:pPr>
+        <w:pStyle w:val="ListeParagraf"/>
+        <w:bidi/>
+        <w:spacing w:after="80"/>
+        <w:ind w:left="0" w:right="709"/>
+        <w:jc w:val="both"/>
+      </w:pPr>
+      <w:r>
+        <w:rPr>
+          <w:rFonts w:ascii="Calibri" w:hAnsi="Calibri" w:cs="Arial"/>
+          <w:rtl/>
+          <w:sz w:val="24"/>
+          <w:szCs w:val="24"/>
+        </w:rPr>
+        <w:t xml:space="preserve">• </w:t>
+      </w:r>
+      <w:r>
+        <w:rPr>
+          <w:rFonts w:ascii="Calibri" w:hAnsi="Calibri" w:cs="Arial"/>
+          <w:b/>
+          <w:bCs/>
+          <w:rtl/>
+          <w:sz w:val="24"/>
+          <w:szCs w:val="24"/>
+        </w:rPr>
+        <w:t xml:space="preserve">8D:</w:t>
+      </w:r>
+      <w:r>
+        <w:rPr>
+          <w:rFonts w:ascii="Calibri" w:hAnsi="Calibri" w:cs="Arial"/>
+          <w:rtl/>
+          <w:sz w:val="24"/>
+          <w:szCs w:val="24"/>
+        </w:rPr>
+        <w:t xml:space="preserve"> تقرير حل المشكلات من ثماني خطوات الخاص بالمورد.</w:t>
+      </w:r>
+    </w:p>
+    <w:p>
+      <w:pPr>
+        <w:pStyle w:val="ListeParagraf"/>
+        <w:bidi/>
+        <w:spacing w:after="80"/>
+        <w:ind w:left="0" w:right="709"/>
+        <w:jc w:val="both"/>
+      </w:pPr>
+    </w:p>
+    <w:p>
+      <w:pPr>
+        <w:pStyle w:val="ListeParagraf"/>
+        <w:bidi/>
+        <w:spacing w:before="120" w:after="60"/>
+        <w:ind w:left="0" w:right="709"/>
+      </w:pPr>
+      <w:r>
+        <w:rPr>
+          <w:rFonts w:ascii="Calibri" w:hAnsi="Calibri" w:cs="Arial"/>
+          <w:b/>
+          <w:bCs/>
+          <w:rtl/>
+          <w:sz w:val="24"/>
+          <w:szCs w:val="24"/>
+        </w:rPr>
+        <w:t xml:space="preserve">التعليمات</w:t>
+      </w:r>
+    </w:p>
+    <w:p>
+      <w:pPr>
+        <w:pStyle w:val="ListeParagraf"/>
+        <w:bidi/>
+        <w:spacing w:before="120" w:after="60"/>
+        <w:ind w:left="0" w:right="709"/>
+      </w:pPr>
+      <w:r>
+        <w:rPr>
+          <w:rFonts w:ascii="Calibri" w:hAnsi="Calibri" w:cs="Arial"/>
+          <w:b/>
+          <w:bCs/>
+          <w:rtl/>
+          <w:sz w:val="24"/>
+          <w:szCs w:val="24"/>
+        </w:rPr>
+        <w:t xml:space="preserve">1. قبل البدء</w:t>
+      </w:r>
+    </w:p>
+    <w:p>
+      <w:pPr>
+        <w:pStyle w:val="ListeParagraf"/>
+        <w:bidi/>
+        <w:spacing w:after="80"/>
+        <w:ind w:left="0" w:right="709"/>
+        <w:jc w:val="both"/>
+      </w:pPr>
+      <w:r>
+        <w:rPr>
+          <w:rFonts w:ascii="Calibri" w:hAnsi="Calibri" w:cs="Arial"/>
+          <w:rtl/>
+          <w:sz w:val="24"/>
+          <w:szCs w:val="24"/>
+        </w:rPr>
+        <w:t xml:space="preserve">1.1. جهّز بطاقة الإكسسوارات المعتمدة وأمر الشراء ومذكرة التسليم ومتطلبات العميل (بما في ذلك تقارير اختبار RSL عند الحاجة).</w:t>
+      </w:r>
+    </w:p>
+    <w:p>
+      <w:pPr>
+        <w:pStyle w:val="ListeParagraf"/>
+        <w:bidi/>
+        <w:spacing w:after="80"/>
+        <w:ind w:left="0" w:right="709"/>
+        <w:jc w:val="both"/>
+      </w:pPr>
+      <w:r>
+        <w:rPr>
+          <w:rFonts w:ascii="Calibri" w:hAnsi="Calibri" w:cs="Arial"/>
+          <w:rtl/>
+          <w:sz w:val="24"/>
+          <w:szCs w:val="24"/>
+        </w:rPr>
+        <w:t xml:space="preserve">1.2. حدد حجم العينة وفق AQL ISO 2859-1 (عادة مستوى الفحص العام II) أو حسب متطلبات العميل. وتُحدد الحدود في مواصفات العميل وسياسة الشركة.</w:t>
+      </w:r>
+    </w:p>
+    <w:p>
+      <w:pPr>
+        <w:pStyle w:val="ListeParagraf"/>
+        <w:bidi/>
+        <w:spacing w:after="80"/>
+        <w:ind w:left="0" w:right="709"/>
+        <w:jc w:val="both"/>
+      </w:pPr>
+      <w:r>
+        <w:rPr>
+          <w:rFonts w:ascii="Calibri" w:hAnsi="Calibri" w:cs="Arial"/>
+          <w:rtl/>
+          <w:sz w:val="24"/>
+          <w:szCs w:val="24"/>
+        </w:rPr>
+        <w:t xml:space="preserve">1.3. احتفظ بالدفعة المستلمة في منطقة «بانتظار الفحص» مع بطاقة توضح الطلبية والمورد والتاريخ حتى تسجيل النتيجة.</w:t>
+      </w:r>
+    </w:p>
+    <w:p>
+      <w:pPr>
+        <w:pStyle w:val="ListeParagraf"/>
+        <w:bidi/>
+        <w:spacing w:after="80"/>
+        <w:ind w:left="0" w:right="709"/>
+        <w:jc w:val="both"/>
+      </w:pPr>
+    </w:p>
+    <w:p>
+      <w:pPr>
+        <w:pStyle w:val="ListeParagraf"/>
+        <w:bidi/>
+        <w:spacing w:before="120" w:after="60"/>
+        <w:ind w:left="0" w:right="709"/>
+      </w:pPr>
+      <w:r>
+        <w:rPr>
+          <w:rFonts w:ascii="Calibri" w:hAnsi="Calibri" w:cs="Arial"/>
+          <w:b/>
+          <w:bCs/>
+          <w:rtl/>
+          <w:sz w:val="24"/>
+          <w:szCs w:val="24"/>
+        </w:rPr>
+        <w:t xml:space="preserve">2. خطوات الفحص</w:t>
+      </w:r>
+    </w:p>
+    <w:p>
+      <w:pPr>
+        <w:pStyle w:val="ListeParagraf"/>
+        <w:bidi/>
+        <w:spacing w:after="80"/>
+        <w:ind w:left="0" w:right="709"/>
+        <w:jc w:val="both"/>
+      </w:pPr>
+      <w:r>
+        <w:rPr>
+          <w:rFonts w:ascii="Calibri" w:hAnsi="Calibri" w:cs="Arial"/>
+          <w:rtl/>
+          <w:sz w:val="24"/>
+          <w:szCs w:val="24"/>
+        </w:rPr>
+        <w:t xml:space="preserve">2.1. افحص الكمية ورمز الصنف واللون والمقاس مقارنة بمذكرة التسليم وأمر الشراء.</w:t>
+      </w:r>
+    </w:p>
+    <w:p>
+      <w:pPr>
+        <w:pStyle w:val="ListeParagraf"/>
+        <w:bidi/>
+        <w:spacing w:after="80"/>
+        <w:ind w:left="0" w:right="709"/>
+        <w:jc w:val="both"/>
+      </w:pPr>
+      <w:r>
+        <w:rPr>
+          <w:rFonts w:ascii="Calibri" w:hAnsi="Calibri" w:cs="Arial"/>
+          <w:rtl/>
+          <w:sz w:val="24"/>
+          <w:szCs w:val="24"/>
+        </w:rPr>
+        <w:t xml:space="preserve">2.2. قارن العينات ببطاقة الإكسسوارات المعتمدة: اللون (في صندوق الإضاءة)، والخامة، والمقاس، والشعار، والطباعة، والتشطيب.</w:t>
+      </w:r>
+    </w:p>
+    <w:p>
+      <w:pPr>
+        <w:pStyle w:val="ListeParagraf"/>
+        <w:bidi/>
+        <w:spacing w:after="80"/>
+        <w:ind w:left="0" w:right="709"/>
+        <w:jc w:val="both"/>
+      </w:pPr>
+      <w:r>
+        <w:rPr>
+          <w:rFonts w:ascii="Calibri" w:hAnsi="Calibri" w:cs="Arial"/>
+          <w:rtl/>
+          <w:sz w:val="24"/>
+          <w:szCs w:val="24"/>
+        </w:rPr>
+        <w:t xml:space="preserve">2.3. الملصقات: افحص النص ورموز العناية والتركيب والمقاس وبلد المنشأ مقارنة بالتصميم المعتمد؛ وافحص الوضوح والنعومة على جهة الجلد.</w:t>
+      </w:r>
+    </w:p>
+    <w:p>
+      <w:pPr>
+        <w:pStyle w:val="ListeParagraf"/>
+        <w:bidi/>
+        <w:spacing w:after="80"/>
+        <w:ind w:left="0" w:right="709"/>
+        <w:jc w:val="both"/>
+      </w:pPr>
+      <w:r>
+        <w:rPr>
+          <w:rFonts w:ascii="Calibri" w:hAnsi="Calibri" w:cs="Arial"/>
+          <w:rtl/>
+          <w:sz w:val="24"/>
+          <w:szCs w:val="24"/>
+        </w:rPr>
+        <w:t xml:space="preserve">2.4. الخيوط: افحص اللون والنمرة ورقم التذكرة؛ السحابات: افحص الطول وسلاسة الحركة وقفل الساحب.</w:t>
+      </w:r>
+    </w:p>
+    <w:p>
+      <w:pPr>
+        <w:pStyle w:val="ListeParagraf"/>
+        <w:bidi/>
+        <w:spacing w:after="80"/>
+        <w:ind w:left="0" w:right="709"/>
+        <w:jc w:val="both"/>
+      </w:pPr>
+      <w:r>
+        <w:rPr>
+          <w:rFonts w:ascii="Calibri" w:hAnsi="Calibri" w:cs="Arial"/>
+          <w:rtl/>
+          <w:sz w:val="24"/>
+          <w:szCs w:val="24"/>
+        </w:rPr>
+        <w:t xml:space="preserve">2.5. الكباسين والأزرار والمسامير: افحص التثبيت وأرسل عينات لاختبار الشد وفق EMS.QA.TL.02.01 (وتحدد القوة المطلوبة من العميل أو نوع المنتج).</w:t>
+      </w:r>
+    </w:p>
+    <w:p>
+      <w:pPr>
+        <w:pStyle w:val="ListeParagraf"/>
+        <w:bidi/>
+        <w:spacing w:after="80"/>
+        <w:ind w:left="0" w:right="709"/>
+        <w:jc w:val="both"/>
+      </w:pPr>
+      <w:r>
+        <w:rPr>
+          <w:rFonts w:ascii="Calibri" w:hAnsi="Calibri" w:cs="Arial"/>
+          <w:rtl/>
+          <w:sz w:val="24"/>
+          <w:szCs w:val="24"/>
+        </w:rPr>
+        <w:t xml:space="preserve">2.6. تأكد من توافق الإكسسوارات المعدنية مع جهاز كشف المعادن (خالية من النيكل / قابلة للكشف حسب متطلبات العميل).</w:t>
+      </w:r>
+    </w:p>
+    <w:p>
+      <w:pPr>
+        <w:pStyle w:val="ListeParagraf"/>
+        <w:bidi/>
+        <w:spacing w:after="80"/>
+        <w:ind w:left="0" w:right="709"/>
+        <w:jc w:val="both"/>
+      </w:pPr>
+      <w:r>
+        <w:rPr>
+          <w:rFonts w:ascii="Calibri" w:hAnsi="Calibri" w:cs="Arial"/>
+          <w:rtl/>
+          <w:sz w:val="24"/>
+          <w:szCs w:val="24"/>
+        </w:rPr>
+        <w:t xml:space="preserve">2.7. سجّل النتائج في نموذج مراقبة جودة الإكسسوارات (EMS.QA.FRM.01.05) ووسم الدفعة بعبارة «معتمد» أو «مرفوض».</w:t>
+      </w:r>
+    </w:p>
+    <w:p>
+      <w:pPr>
+        <w:pStyle w:val="ListeParagraf"/>
+        <w:bidi/>
+        <w:spacing w:after="80"/>
+        <w:ind w:left="0" w:right="709"/>
+        <w:jc w:val="both"/>
+      </w:pPr>
+    </w:p>
+    <w:p>
+      <w:pPr>
+        <w:pStyle w:val="ListeParagraf"/>
+        <w:bidi/>
+        <w:spacing w:before="120" w:after="60"/>
+        <w:ind w:left="0" w:right="709"/>
+      </w:pPr>
+      <w:r>
+        <w:rPr>
+          <w:rFonts w:ascii="Calibri" w:hAnsi="Calibri" w:cs="Arial"/>
+          <w:b/>
+          <w:bCs/>
+          <w:rtl/>
+          <w:sz w:val="24"/>
+          <w:szCs w:val="24"/>
+        </w:rPr>
+        <w:t xml:space="preserve">3. الاختبارات</w:t>
+      </w:r>
+    </w:p>
+    <w:p>
+      <w:pPr>
+        <w:pStyle w:val="ListeParagraf"/>
+        <w:bidi/>
+        <w:spacing w:after="80"/>
+        <w:ind w:left="0" w:right="709"/>
+        <w:jc w:val="both"/>
+      </w:pPr>
+      <w:r>
+        <w:rPr>
+          <w:rFonts w:ascii="Calibri" w:hAnsi="Calibri" w:cs="Arial"/>
+          <w:rtl/>
+          <w:sz w:val="24"/>
+          <w:szCs w:val="24"/>
+        </w:rPr>
+        <w:t xml:space="preserve">3.1. السحابات: شغّل الساحب عشر دورات فتح وإغلاق على الأقل، وافحص استقامة الأسنان وقفل الساحب وانتقال لون الشريط.</w:t>
+      </w:r>
+    </w:p>
+    <w:p>
+      <w:pPr>
+        <w:pStyle w:val="ListeParagraf"/>
+        <w:bidi/>
+        <w:spacing w:after="80"/>
+        <w:ind w:left="0" w:right="709"/>
+        <w:jc w:val="both"/>
+      </w:pPr>
+      <w:r>
+        <w:rPr>
+          <w:rFonts w:ascii="Calibri" w:hAnsi="Calibri" w:cs="Arial"/>
+          <w:rtl/>
+          <w:sz w:val="24"/>
+          <w:szCs w:val="24"/>
+        </w:rPr>
+        <w:t xml:space="preserve">3.2. الملصقات والإكسسوارات: نفّذ فحص ثبات الغسيل (اللون والطباعة) وفق برنامج غسيل العميل واختبارات ISO 105 بالتعاون مع المختبر.</w:t>
+      </w:r>
+    </w:p>
+    <w:p>
+      <w:pPr>
+        <w:pStyle w:val="ListeParagraf"/>
+        <w:bidi/>
+        <w:spacing w:after="80"/>
+        <w:ind w:left="0" w:right="709"/>
+        <w:jc w:val="both"/>
+      </w:pPr>
+      <w:r>
+        <w:rPr>
+          <w:rFonts w:ascii="Calibri" w:hAnsi="Calibri" w:cs="Arial"/>
+          <w:rtl/>
+          <w:sz w:val="24"/>
+          <w:szCs w:val="24"/>
+        </w:rPr>
+        <w:t xml:space="preserve">3.3. الخيوط: افحص ثبات اللون والنمرة ومتانة الدرزات الحرجة عند الطلب.</w:t>
+      </w:r>
+    </w:p>
+    <w:p>
+      <w:pPr>
+        <w:pStyle w:val="ListeParagraf"/>
+        <w:bidi/>
+        <w:spacing w:after="80"/>
+        <w:ind w:left="0" w:right="709"/>
+        <w:jc w:val="both"/>
+      </w:pPr>
+      <w:r>
+        <w:rPr>
+          <w:rFonts w:ascii="Calibri" w:hAnsi="Calibri" w:cs="Arial"/>
+          <w:rtl/>
+          <w:sz w:val="24"/>
+          <w:szCs w:val="24"/>
+        </w:rPr>
+        <w:t xml:space="preserve">3.4. عندما يطلب العميل ذلك، تأكد من سريان تقارير اختبار RSL / المواد المقيدة لدفعة الإكسسوار (EMS.MG.PRO.13.02).</w:t>
+      </w:r>
+    </w:p>
+    <w:p>
+      <w:pPr>
+        <w:pStyle w:val="ListeParagraf"/>
+        <w:bidi/>
+        <w:spacing w:after="80"/>
+        <w:ind w:left="0" w:right="709"/>
+        <w:jc w:val="both"/>
+      </w:pPr>
+      <w:r>
+        <w:rPr>
+          <w:rFonts w:ascii="Calibri" w:hAnsi="Calibri" w:cs="Arial"/>
+          <w:rtl/>
+          <w:sz w:val="24"/>
+          <w:szCs w:val="24"/>
+        </w:rPr>
+        <w:t xml:space="preserve">3.5. سجّل أي رسوب في الاختبار مع رقم الدفعة والمورد وأبلغ مدير الجودة في اليوم نفسه.</w:t>
+      </w:r>
+    </w:p>
+    <w:p>
+      <w:pPr>
+        <w:pStyle w:val="ListeParagraf"/>
+        <w:bidi/>
+        <w:spacing w:after="80"/>
+        <w:ind w:left="0" w:right="709"/>
+        <w:jc w:val="both"/>
+      </w:pPr>
+    </w:p>
+    <w:p>
+      <w:pPr>
+        <w:pStyle w:val="ListeParagraf"/>
+        <w:bidi/>
+        <w:spacing w:before="120" w:after="60"/>
+        <w:ind w:left="0" w:right="709"/>
+      </w:pPr>
+      <w:r>
+        <w:rPr>
+          <w:rFonts w:ascii="Calibri" w:hAnsi="Calibri" w:cs="Arial"/>
+          <w:b/>
+          <w:bCs/>
+          <w:rtl/>
+          <w:sz w:val="24"/>
+          <w:szCs w:val="24"/>
+        </w:rPr>
+        <w:t xml:space="preserve">4. القواعد / المحظورات</w:t>
+      </w:r>
+    </w:p>
+    <w:p>
+      <w:pPr>
+        <w:pStyle w:val="ListeParagraf"/>
+        <w:numPr>
+          <w:ilvl w:val="0"/>
+          <w:numId w:val="1"/>
+        </w:numPr>
+        <w:bidi/>
+        <w:spacing w:after="60"/>
+        <w:jc w:val="both"/>
+      </w:pPr>
+      <w:r>
+        <w:rPr>
+          <w:rFonts w:ascii="Calibri" w:hAnsi="Calibri" w:cs="Arial"/>
+          <w:rtl/>
+          <w:sz w:val="24"/>
+          <w:szCs w:val="24"/>
+        </w:rPr>
+        <w:t xml:space="preserve">لا تصرف أي إكسسوار للإنتاج قبل فحصه واعتماده.</w:t>
+      </w:r>
+    </w:p>
+    <w:p>
+      <w:pPr>
+        <w:pStyle w:val="ListeParagraf"/>
+        <w:numPr>
+          <w:ilvl w:val="0"/>
+          <w:numId w:val="1"/>
+        </w:numPr>
+        <w:bidi/>
+        <w:spacing w:after="60"/>
+        <w:jc w:val="both"/>
+      </w:pPr>
+      <w:r>
+        <w:rPr>
+          <w:rFonts w:ascii="Calibri" w:hAnsi="Calibri" w:cs="Arial"/>
+          <w:rtl/>
+          <w:sz w:val="24"/>
+          <w:szCs w:val="24"/>
+        </w:rPr>
+        <w:t xml:space="preserve">لا تقبل الإكسسوارات ذات الحواف الحادة أو النتوءات أو الأجزاء المكسورة، خاصة لملابس الأطفال (EMS.QA.PRO.02.11.).</w:t>
+      </w:r>
+    </w:p>
+    <w:p>
+      <w:pPr>
+        <w:pStyle w:val="ListeParagraf"/>
+        <w:numPr>
+          <w:ilvl w:val="0"/>
+          <w:numId w:val="1"/>
+        </w:numPr>
+        <w:bidi/>
+        <w:spacing w:after="60"/>
+        <w:jc w:val="both"/>
+      </w:pPr>
+      <w:r>
+        <w:rPr>
+          <w:rFonts w:ascii="Calibri" w:hAnsi="Calibri" w:cs="Arial"/>
+          <w:rtl/>
+          <w:sz w:val="24"/>
+          <w:szCs w:val="24"/>
+        </w:rPr>
+        <w:t xml:space="preserve">لا تخلط دفعات أو ألوان الإكسسوارات في موقع التخزين نفسه.</w:t>
+      </w:r>
+    </w:p>
+    <w:p>
+      <w:pPr>
+        <w:pStyle w:val="ListeParagraf"/>
+        <w:numPr>
+          <w:ilvl w:val="0"/>
+          <w:numId w:val="1"/>
+        </w:numPr>
+        <w:bidi/>
+        <w:spacing w:after="60"/>
+        <w:jc w:val="both"/>
+      </w:pPr>
+      <w:r>
+        <w:rPr>
+          <w:rFonts w:ascii="Calibri" w:hAnsi="Calibri" w:cs="Arial"/>
+          <w:rtl/>
+          <w:sz w:val="24"/>
+          <w:szCs w:val="24"/>
+        </w:rPr>
+        <w:t xml:space="preserve">لا تستخدم إكسسوارات انتهى تقرير اختبارها أو غاب عند اشتراط العميل له.</w:t>
+      </w:r>
+    </w:p>
+    <w:p>
+      <w:pPr>
+        <w:pStyle w:val="ListeParagraf"/>
+        <w:bidi/>
+        <w:spacing w:after="80"/>
+        <w:ind w:left="0" w:right="709"/>
+        <w:jc w:val="both"/>
+      </w:pPr>
+    </w:p>
+    <w:p>
+      <w:pPr>
+        <w:pStyle w:val="ListeParagraf"/>
+        <w:bidi/>
+        <w:spacing w:before="120" w:after="60"/>
+        <w:ind w:left="0" w:right="709"/>
+      </w:pPr>
+      <w:r>
+        <w:rPr>
+          <w:rFonts w:ascii="Calibri" w:hAnsi="Calibri" w:cs="Arial"/>
+          <w:b/>
+          <w:bCs/>
+          <w:rtl/>
+          <w:sz w:val="24"/>
+          <w:szCs w:val="24"/>
+        </w:rPr>
+        <w:t xml:space="preserve">5. في حالة عدم المطابقة</w:t>
+      </w:r>
+    </w:p>
+    <w:p>
+      <w:pPr>
+        <w:pStyle w:val="ListeParagraf"/>
+        <w:bidi/>
+        <w:spacing w:after="80"/>
+        <w:ind w:left="0" w:right="709"/>
+        <w:jc w:val="both"/>
+      </w:pPr>
+      <w:r>
+        <w:rPr>
+          <w:rFonts w:ascii="Calibri" w:hAnsi="Calibri" w:cs="Arial"/>
+          <w:rtl/>
+          <w:sz w:val="24"/>
+          <w:szCs w:val="24"/>
+        </w:rPr>
+        <w:t xml:space="preserve">5.1. تُنقل الإكسسوارات المرفوضة إلى منطقة الحجر، ويُبلغ قسم المشتريات، ويُطلب من المورد الاستبدال وفق EMS.KS.PRO.22.02.</w:t>
+      </w:r>
+    </w:p>
+    <w:p>
+      <w:pPr>
+        <w:pStyle w:val="ListeParagraf"/>
+        <w:bidi/>
+        <w:spacing w:after="80"/>
+        <w:ind w:left="0" w:right="709"/>
+        <w:jc w:val="both"/>
+      </w:pPr>
+      <w:r>
+        <w:rPr>
+          <w:rFonts w:ascii="Calibri" w:hAnsi="Calibri" w:cs="Arial"/>
+          <w:rtl/>
+          <w:sz w:val="24"/>
+          <w:szCs w:val="24"/>
+        </w:rPr>
+        <w:t xml:space="preserve">5.2. يفتح مدير الجودة إجراءً تصحيحيًا ووقائيًا (DOP) ويطلب تقرير 8D من المورد.</w:t>
+      </w:r>
+    </w:p>
+    <w:p>
+      <w:pPr>
+        <w:pStyle w:val="ListeParagraf"/>
+        <w:bidi/>
+        <w:spacing w:after="80"/>
+        <w:ind w:left="0" w:right="709"/>
+        <w:jc w:val="both"/>
+      </w:pPr>
+      <w:r>
+        <w:rPr>
+          <w:rFonts w:ascii="Calibri" w:hAnsi="Calibri" w:cs="Arial"/>
+          <w:rtl/>
+          <w:sz w:val="24"/>
+          <w:szCs w:val="24"/>
+        </w:rPr>
+        <w:t xml:space="preserve">5.3. إذا كان الإنتاج لا يحتمل الانتظار، لا يُسمح بالاستخدام إلا بموافقة استثنائية مكتوبة من مدير الجودة، ومن العميل عند الحاجة.</w:t>
+      </w:r>
+    </w:p>
+    <w:p>
+      <w:pPr>
+        <w:pStyle w:val="ListeParagraf"/>
+        <w:bidi/>
+        <w:spacing w:after="80"/>
+        <w:ind w:left="0" w:right="709"/>
+        <w:jc w:val="both"/>
+      </w:pPr>
+      <w:r>
+        <w:rPr>
+          <w:rFonts w:ascii="Calibri" w:hAnsi="Calibri" w:cs="Arial"/>
+          <w:rtl/>
+          <w:sz w:val="24"/>
+          <w:szCs w:val="24"/>
+        </w:rPr>
+        <w:t xml:space="preserve">5.4. تُعاد الإكسسوارات التي تبين عيبها أثناء الإنتاج إلى المخزن مع مذكرة العيب، ويُبلغ قسم التخطيط بأي تأخير.</w:t>
+      </w:r>
+    </w:p>
+    <w:p>
+      <w:pPr>
+        <w:pStyle w:val="ListeParagraf"/>
+        <w:bidi/>
+        <w:spacing w:after="80"/>
+        <w:ind w:left="0" w:right="709"/>
+        <w:jc w:val="both"/>
+      </w:pPr>
+    </w:p>
+    <w:p>
+      <w:pPr>
+        <w:pStyle w:val="ListeParagraf"/>
+        <w:bidi/>
+        <w:spacing w:before="120" w:after="60"/>
+        <w:ind w:left="0" w:right="709"/>
+      </w:pPr>
+      <w:r>
+        <w:rPr>
+          <w:rFonts w:ascii="Calibri" w:hAnsi="Calibri" w:cs="Arial"/>
+          <w:b/>
+          <w:bCs/>
+          <w:rtl/>
+          <w:sz w:val="24"/>
+          <w:szCs w:val="24"/>
+        </w:rPr>
+        <w:t xml:space="preserve">6. مؤشرات الأداء الرئيسية</w:t>
+      </w:r>
+    </w:p>
+    <w:p>
+      <w:pPr>
+        <w:pStyle w:val="ListeParagraf"/>
+        <w:numPr>
+          <w:ilvl w:val="0"/>
+          <w:numId w:val="1"/>
+        </w:numPr>
+        <w:bidi/>
+        <w:spacing w:after="60"/>
+        <w:jc w:val="both"/>
+      </w:pPr>
+      <w:r>
+        <w:rPr>
+          <w:rFonts w:ascii="Calibri" w:hAnsi="Calibri" w:cs="Arial"/>
+          <w:rtl/>
+          <w:sz w:val="24"/>
+          <w:szCs w:val="24"/>
+        </w:rPr>
+        <w:t xml:space="preserve">نسبة رفض الإكسسوارات لكل مورد، وتُراجع شهريًا.</w:t>
+      </w:r>
+    </w:p>
+    <w:p>
+      <w:pPr>
+        <w:pStyle w:val="ListeParagraf"/>
+        <w:numPr>
+          <w:ilvl w:val="0"/>
+          <w:numId w:val="1"/>
+        </w:numPr>
+        <w:bidi/>
+        <w:spacing w:after="60"/>
+        <w:jc w:val="both"/>
+      </w:pPr>
+      <w:r>
+        <w:rPr>
+          <w:rFonts w:ascii="Calibri" w:hAnsi="Calibri" w:cs="Arial"/>
+          <w:rtl/>
+          <w:sz w:val="24"/>
+          <w:szCs w:val="24"/>
+        </w:rPr>
+        <w:t xml:space="preserve">إكسسوارات صُرفت للإنتاج دون اعتماد: 0.</w:t>
+      </w:r>
+    </w:p>
+    <w:p>
+      <w:pPr>
+        <w:pStyle w:val="ListeParagraf"/>
+        <w:numPr>
+          <w:ilvl w:val="0"/>
+          <w:numId w:val="1"/>
+        </w:numPr>
+        <w:bidi/>
+        <w:spacing w:after="60"/>
+        <w:jc w:val="both"/>
+      </w:pPr>
+      <w:r>
+        <w:rPr>
+          <w:rFonts w:ascii="Calibri" w:hAnsi="Calibri" w:cs="Arial"/>
+          <w:rtl/>
+          <w:sz w:val="24"/>
+          <w:szCs w:val="24"/>
+        </w:rPr>
+        <w:t xml:space="preserve">توقفات الإنتاج بسبب عيوب الإكسسوارات: 0.</w:t>
+      </w:r>
+    </w:p>
+    <w:p>
+      <w:pPr>
+        <w:pStyle w:val="ListeParagraf"/>
+        <w:bidi/>
+        <w:spacing w:after="80"/>
+        <w:ind w:left="0" w:right="709"/>
+        <w:jc w:val="both"/>
+      </w:pPr>
+    </w:p>
+    <w:p>
+      <w:pPr>
+        <w:pStyle w:val="ListeParagraf"/>
+        <w:bidi/>
+        <w:spacing w:before="120" w:after="60"/>
+        <w:ind w:left="0" w:right="709"/>
+      </w:pPr>
+      <w:r>
+        <w:rPr>
+          <w:rFonts w:ascii="Calibri" w:hAnsi="Calibri" w:cs="Arial"/>
+          <w:b/>
+          <w:bCs/>
+          <w:rtl/>
+          <w:sz w:val="24"/>
+          <w:szCs w:val="24"/>
+        </w:rPr>
+        <w:t xml:space="preserve">7. الوثائق والسجلات ذات الصلة</w:t>
+      </w:r>
+    </w:p>
+    <w:p>
+      <w:pPr>
+        <w:pStyle w:val="ListeParagraf"/>
+        <w:numPr>
+          <w:ilvl w:val="0"/>
+          <w:numId w:val="1"/>
+        </w:numPr>
+        <w:bidi/>
+        <w:spacing w:after="60"/>
+        <w:jc w:val="both"/>
+      </w:pPr>
+      <w:r>
+        <w:rPr>
+          <w:rFonts w:ascii="Calibri" w:hAnsi="Calibri" w:cs="Arial"/>
+          <w:rtl/>
+          <w:sz w:val="24"/>
+          <w:szCs w:val="24"/>
+        </w:rPr>
+        <w:t xml:space="preserve">TLM-AKS-02 تعليمات اختبار السحابات والأزرار والملصقات والخيوط (QMS)</w:t>
+      </w:r>
+    </w:p>
+    <w:p>
+      <w:pPr>
+        <w:pStyle w:val="ListeParagraf"/>
+        <w:numPr>
+          <w:ilvl w:val="0"/>
+          <w:numId w:val="1"/>
+        </w:numPr>
+        <w:bidi/>
+        <w:spacing w:after="60"/>
+        <w:jc w:val="both"/>
+      </w:pPr>
+      <w:r>
+        <w:rPr>
+          <w:rFonts w:ascii="Calibri" w:hAnsi="Calibri" w:cs="Arial"/>
+          <w:rtl/>
+          <w:sz w:val="24"/>
+          <w:szCs w:val="24"/>
+        </w:rPr>
+        <w:t xml:space="preserve">TLM-AKS-01 تعليمات استلام الإكسسوارات وإعداد بطاقة الإكسسوارات (QMS)</w:t>
+      </w:r>
+    </w:p>
+    <w:p>
+      <w:pPr>
+        <w:pStyle w:val="ListeParagraf"/>
+        <w:numPr>
+          <w:ilvl w:val="0"/>
+          <w:numId w:val="1"/>
+        </w:numPr>
+        <w:bidi/>
+        <w:spacing w:after="60"/>
+        <w:jc w:val="both"/>
+      </w:pPr>
+      <w:r>
+        <w:rPr>
+          <w:rFonts w:ascii="Calibri" w:hAnsi="Calibri" w:cs="Arial"/>
+          <w:rtl/>
+          <w:sz w:val="24"/>
+          <w:szCs w:val="24"/>
+        </w:rPr>
+        <w:t xml:space="preserve">بطاقة الإكسسوارات المعتمدة (EMS.QA.FRM.01.04) ونموذج مراقبة جودة الإكسسوارات (EMS.QA.FRM.01.05)</w:t>
+      </w:r>
+    </w:p>
+    <w:p>
+      <w:pPr>
+        <w:pStyle w:val="ListeParagraf"/>
+        <w:numPr>
+          <w:ilvl w:val="0"/>
+          <w:numId w:val="1"/>
+        </w:numPr>
+        <w:bidi/>
+        <w:spacing w:after="60"/>
+        <w:jc w:val="both"/>
+      </w:pPr>
+      <w:r>
+        <w:rPr>
+          <w:rFonts w:ascii="Calibri" w:hAnsi="Calibri" w:cs="Arial"/>
+          <w:rtl/>
+          <w:sz w:val="24"/>
+          <w:szCs w:val="24"/>
+        </w:rPr>
+        <w:t xml:space="preserve">EMS.KS.PRO.22.07. إجراء مراقبة الإكسسوارات والمستلزمات</w:t>
+      </w:r>
+    </w:p>
+    <w:p>
+      <w:pPr>
+        <w:pStyle w:val="ListeParagraf"/>
+        <w:numPr>
+          <w:ilvl w:val="0"/>
+          <w:numId w:val="1"/>
+        </w:numPr>
+        <w:bidi/>
+        <w:spacing w:after="60"/>
+        <w:jc w:val="both"/>
+      </w:pPr>
+      <w:r>
+        <w:rPr>
+          <w:rFonts w:ascii="Calibri" w:hAnsi="Calibri" w:cs="Arial"/>
+          <w:rtl/>
+          <w:sz w:val="24"/>
+          <w:szCs w:val="24"/>
+        </w:rPr>
+        <w:t xml:space="preserve">EMS.DP.TL.08.02. تعليمات مخزن الإكسسوارات</w:t>
+      </w:r>
+    </w:p>
+    <w:p>
+      <w:pPr>
+        <w:pStyle w:val="ListeParagraf"/>
+        <w:numPr>
+          <w:ilvl w:val="0"/>
+          <w:numId w:val="1"/>
+        </w:numPr>
+        <w:bidi/>
+        <w:spacing w:after="60"/>
+        <w:jc w:val="both"/>
+      </w:pPr>
+      <w:r>
+        <w:rPr>
+          <w:rFonts w:ascii="Calibri" w:hAnsi="Calibri" w:cs="Arial"/>
+          <w:rtl/>
+          <w:sz w:val="24"/>
+          <w:szCs w:val="24"/>
+        </w:rPr>
+        <w:t xml:space="preserve">EMS.QA.TL.02.01. تعليمات اختبار شد الكباسين والأزرار</w:t>
+      </w:r>
+    </w:p>
+    <w:p>
+      <w:pPr>
+        <w:pStyle w:val="ListeParagraf"/>
+        <w:numPr>
+          <w:ilvl w:val="0"/>
+          <w:numId w:val="1"/>
+        </w:numPr>
+        <w:bidi/>
+        <w:spacing w:after="60"/>
+        <w:jc w:val="both"/>
+      </w:pPr>
+      <w:r>
+        <w:rPr>
+          <w:rFonts w:ascii="Calibri" w:hAnsi="Calibri" w:cs="Arial"/>
+          <w:rtl/>
+          <w:sz w:val="24"/>
+          <w:szCs w:val="24"/>
+        </w:rPr>
+        <w:t xml:space="preserve">EMS.MG.PRO.13.02. إجراء الامتثال لقائمة RSL واختبار المنتجات</w:t>
+      </w:r>
+    </w:p>
+    <w:p>
+      <w:pPr>
+        <w:pStyle w:val="ListeParagraf"/>
+        <w:numPr>
+          <w:ilvl w:val="0"/>
+          <w:numId w:val="1"/>
+        </w:numPr>
+        <w:bidi/>
+        <w:spacing w:after="60"/>
+        <w:jc w:val="both"/>
+      </w:pPr>
+      <w:r>
+        <w:rPr>
+          <w:rFonts w:ascii="Calibri" w:hAnsi="Calibri" w:cs="Arial"/>
+          <w:rtl/>
+          <w:sz w:val="24"/>
+          <w:szCs w:val="24"/>
+        </w:rPr>
+        <w:t xml:space="preserve">EMS.KS.PRO.22.02. إجراء مراقبة المنتج غير المطابق</w:t>
+      </w:r>
+    </w:p>
+    <w:p>
+      <w:pPr>
+        <w:pStyle w:val="ListeParagraf"/>
+        <w:bidi/>
+        <w:spacing w:after="80"/>
+        <w:ind w:left="0" w:right="709"/>
+        <w:jc w:val="both"/>
+      </w:pPr>
+    </w:p>
+    <w:p>
+      <w:pPr>
+        <w:pStyle w:val="ListeParagraf"/>
+        <w:bidi/>
+        <w:spacing w:before="120" w:after="60"/>
+        <w:ind w:left="0" w:right="709"/>
+      </w:pPr>
+      <w:r>
+        <w:rPr>
+          <w:rFonts w:ascii="Calibri" w:hAnsi="Calibri" w:cs="Arial"/>
+          <w:b/>
+          <w:bCs/>
+          <w:rtl/>
+          <w:sz w:val="24"/>
+          <w:szCs w:val="24"/>
+        </w:rPr>
+        <w:t xml:space="preserve">8. التغذية الراجعة والمتابعة</w:t>
+      </w:r>
+    </w:p>
+    <w:p>
+      <w:pPr>
+        <w:pStyle w:val="ListeParagraf"/>
+        <w:bidi/>
+        <w:spacing w:after="80"/>
+        <w:ind w:left="0" w:right="709"/>
+        <w:jc w:val="both"/>
+      </w:pPr>
+      <w:r>
+        <w:rPr>
+          <w:rFonts w:ascii="Calibri" w:hAnsi="Calibri" w:cs="Arial"/>
+          <w:rtl/>
+          <w:sz w:val="24"/>
+          <w:szCs w:val="24"/>
+        </w:rPr>
         <w:t xml:space="preserve">يراجع مدير الجودة نسبة رفض الإكسسوارات لكل مورد شهريًا ويشاركها مع المشتريات لتقييم الموردين. وتُراجع هذه التعليمات سنويًا.</w:t>
       </w:r>
     </w:p>
-    <w:p/>
     <w:p>
       <w:pPr>
         <w:pStyle w:val="ListeParagraf"/>
@@ -2713,6 +4043,57 @@
     </w:tbl>
     <w:p>
       <w:pPr>
+        <w:pStyle w:val="ListeParagraf"/>
+        <w:spacing w:before="160" w:after="0"/>
+        <w:ind w:left="709"/>
+      </w:pPr>
+      <w:r>
+        <w:rPr>
+          <w:rFonts w:ascii="Calibri" w:hAnsi="Calibri" w:cs="Calibri"/>
+          <w:b/>
+          <w:bCs/>
+          <w:sz w:val="20"/>
+          <w:szCs w:val="20"/>
+        </w:rPr>
+        <w:t xml:space="preserve">Hazırlayan: Aksesuar Kontrol Sorumlusu  ..........................</w:t>
+      </w:r>
+    </w:p>
+    <w:p>
+      <w:pPr>
+        <w:pStyle w:val="ListeParagraf"/>
+        <w:spacing w:before="40" w:after="0"/>
+        <w:ind w:left="709"/>
+      </w:pPr>
+      <w:r>
+        <w:rPr>
+          <w:rFonts w:ascii="Calibri" w:hAnsi="Calibri" w:cs="Calibri"/>
+          <w:b/>
+          <w:bCs/>
+          <w:sz w:val="20"/>
+          <w:szCs w:val="20"/>
+        </w:rPr>
+        <w:t xml:space="preserve">Kontrol: Üretim Müdürü · Satın Alma Müdürü  ..........................</w:t>
+      </w:r>
+    </w:p>
+    <w:p>
+      <w:pPr>
+        <w:pStyle w:val="ListeParagraf"/>
+        <w:spacing w:before="40" w:after="0"/>
+        <w:ind w:left="709"/>
+      </w:pPr>
+      <w:r>
+        <w:rPr>
+          <w:rFonts w:ascii="Calibri" w:hAnsi="Calibri" w:cs="Calibri"/>
+          <w:b/>
+          <w:bCs/>
+          <w:sz w:val="20"/>
+          <w:szCs w:val="20"/>
+        </w:rPr>
+        <w:t xml:space="preserve">Kalite Müdürü: ..........................    Fabrika Müdürü: ..........................</w:t>
+      </w:r>
+    </w:p>
+    <w:p>
+      <w:pPr>
         <w:spacing w:before="0" w:after="0" w:line="20" w:lineRule="exact"/>
         <w:rPr>
           <w:vanish/>
@@ -3253,7 +4634,7 @@
               <w:sz w:val="16"/>
               <w:szCs w:val="16"/>
             </w:rPr>
-            <w:t>0</w:t>
+            <w:t>1</w:t>
           </w:r>
         </w:p>
         <w:p>
@@ -3272,7 +4653,7 @@
               <w:sz w:val="16"/>
               <w:szCs w:val="16"/>
             </w:rPr>
-            <w:t>… / … / …</w:t>
+            <w:t>14.10.2026</w:t>
           </w:r>
         </w:p>
       </w:tc>

--- a/prosedurler/EMS.KS.TL.22.02. Trims and Accessories Inspection Instruction.docx
+++ b/prosedurler/EMS.KS.TL.22.02. Trims and Accessories Inspection Instruction.docx
@@ -32,7 +32,7 @@
           <w:sz w:val="24"/>
           <w:szCs w:val="24"/>
         </w:rPr>
-        <w:t xml:space="preserve">This instruction describes how incoming trims and accessories (labels, threads, buttons, snaps, rivets, zippers, elastics, hangtags, polybags, cartons) are inspected and tested at Eroglu Knitting (EMS) before they are issued to production, including zipper, button, label and thread tests (TLM-AKS-02), so that only conforming trims reach the sewing lines.</w:t>
+        <w:t xml:space="preserve">This instruction describes how incoming trims and accessories (labels, threads, buttons, snaps, rivets, zippers, elastics, hangtags, polybags, cartons) are inspected and tested at Eroglu Knitting (EMS) before they are issued to production, including zipper, button, label and thread tests (EMS.KS.TL.22.02), so that only conforming trims reach the sewing lines.</w:t>
       </w:r>
     </w:p>
     <w:p>
@@ -1145,7 +1145,7 @@
           <w:sz w:val="24"/>
           <w:szCs w:val="24"/>
         </w:rPr>
-        <w:t xml:space="preserve">TLM-AKS-02 Zip, Button, Label and Thread Tests Instruction (QMS)</w:t>
+        <w:t xml:space="preserve">EMS.KS.TL.22.02 Zip, Button, Label and Thread Tests Instruction (QMS)</w:t>
       </w:r>
     </w:p>
     <w:p>
@@ -1164,7 +1164,7 @@
           <w:sz w:val="24"/>
           <w:szCs w:val="24"/>
         </w:rPr>
-        <w:t xml:space="preserve">TLM-AKS-01 Trim Receiving and Trim Card Preparation Instruction (QMS)</w:t>
+        <w:t xml:space="preserve">EMS.DP.TL.08.02 Trim Receiving and Trim Card Preparation Instruction (QMS)</w:t>
       </w:r>
     </w:p>
     <w:p>
@@ -1361,7 +1361,7 @@
           <w:sz w:val="24"/>
           <w:szCs w:val="24"/>
         </w:rPr>
-        <w:t xml:space="preserve">توضح هذه التعليمات كيفية فحص واختبار الإكسسوارات ومستلزمات الملابس الواردة (الملصقات والخيوط والأزرار والكباسين والمسامير والسحابات والأستك وبطاقات التعليق والأكياس البلاستيكية والكراتين) في شركة Eroglu Knitting (EMS) قبل صرفها للإنتاج، بما في ذلك اختبارات السحابات والأزرار والملصقات والخيوط (TLM-AKS-02)، بحيث لا تصل إلى خطوط الخياطة إلا الإكسسوارات المطابقة.</w:t>
+        <w:t xml:space="preserve">توضح هذه التعليمات كيفية فحص واختبار الإكسسوارات ومستلزمات الملابس الواردة (الملصقات والخيوط والأزرار والكباسين والمسامير والسحابات والأستك وبطاقات التعليق والأكياس البلاستيكية والكراتين) في شركة Eroglu Knitting (EMS) قبل صرفها للإنتاج، بما في ذلك اختبارات السحابات والأزرار والملصقات والخيوط (EMS.KS.TL.22.02)، بحيث لا تصل إلى خطوط الخياطة إلا الإكسسوارات المطابقة.</w:t>
       </w:r>
     </w:p>
     <w:p>
@@ -2606,7 +2606,7 @@
           <w:sz w:val="24"/>
           <w:szCs w:val="24"/>
         </w:rPr>
-        <w:t xml:space="preserve">TLM-AKS-02 تعليمات اختبار السحابات والأزرار والملصقات والخيوط (QMS)</w:t>
+        <w:t xml:space="preserve">EMS.KS.TL.22.02 تعليمات اختبار السحابات والأزرار والملصقات والخيوط (QMS)</w:t>
       </w:r>
     </w:p>
     <w:p>
@@ -2627,7 +2627,7 @@
           <w:sz w:val="24"/>
           <w:szCs w:val="24"/>
         </w:rPr>
-        <w:t xml:space="preserve">TLM-AKS-01 تعليمات استلام الإكسسوارات وإعداد بطاقة الإكسسوارات (QMS)</w:t>
+        <w:t xml:space="preserve">EMS.DP.TL.08.02 تعليمات استلام الإكسسوارات وإعداد بطاقة الإكسسوارات (QMS)</w:t>
       </w:r>
     </w:p>
     <w:p>
